--- a/面试/面试.docx
+++ b/面试/面试.docx
@@ -211,7 +211,7 @@
     <w:p>
       <w:pPr>
         <w:rPr>
-          <w:rFonts w:hint="default" w:ascii="Segoe UI" w:hAnsi="Segoe UI" w:cs="Segoe UI"/>
+          <w:rFonts w:hint="eastAsia" w:ascii="Segoe UI" w:hAnsi="Segoe UI" w:cs="Segoe UI"/>
           <w:shd w:val="clear" w:color="auto" w:fill="FFFFFF"/>
           <w:lang w:val="en-US" w:eastAsia="zh-CN"/>
         </w:rPr>
@@ -237,6 +237,330 @@
     <w:p>
       <w:pPr>
         <w:rPr>
+          <w:rFonts w:hint="eastAsia" w:ascii="Segoe UI" w:hAnsi="Segoe UI" w:cs="Segoe UI"/>
+          <w:shd w:val="clear" w:color="auto" w:fill="FFFFFF"/>
+          <w:lang w:val="en-US" w:eastAsia="zh-CN"/>
+        </w:rPr>
+      </w:pPr>
+      <w:r>
+        <w:rPr>
+          <w:rFonts w:hint="eastAsia" w:ascii="Segoe UI" w:hAnsi="Segoe UI" w:cs="Segoe UI"/>
+          <w:shd w:val="clear" w:color="auto" w:fill="FFFFFF"/>
+          <w:lang w:val="en-US" w:eastAsia="zh-CN"/>
+        </w:rPr>
+        <w:t>能见到描述下你这个项目吗？</w:t>
+      </w:r>
+    </w:p>
+    <w:p>
+      <w:pPr>
+        <w:rPr>
+          <w:rFonts w:hint="eastAsia" w:ascii="Segoe UI" w:hAnsi="Segoe UI" w:cs="Segoe UI"/>
+          <w:shd w:val="clear" w:color="auto" w:fill="FFFFFF"/>
+          <w:lang w:val="en-US" w:eastAsia="zh-CN"/>
+        </w:rPr>
+      </w:pPr>
+      <w:r>
+        <w:rPr>
+          <w:rFonts w:hint="eastAsia" w:ascii="Segoe UI" w:hAnsi="Segoe UI" w:cs="Segoe UI"/>
+          <w:shd w:val="clear" w:color="auto" w:fill="FFFFFF"/>
+          <w:lang w:val="en-US" w:eastAsia="zh-CN"/>
+        </w:rPr>
+        <w:t>答：我这个项目是一个基于安卓</w:t>
+      </w:r>
+      <w:r>
+        <w:rPr>
+          <w:rFonts w:hint="default" w:ascii="Segoe UI" w:hAnsi="Segoe UI" w:cs="Segoe UI"/>
+          <w:shd w:val="clear" w:color="auto" w:fill="FFFFFF"/>
+          <w:lang w:val="en-US" w:eastAsia="zh-CN"/>
+        </w:rPr>
+        <w:t>原生框架</w:t>
+      </w:r>
+      <w:r>
+        <w:rPr>
+          <w:rFonts w:hint="eastAsia" w:ascii="Segoe UI" w:hAnsi="Segoe UI" w:cs="Segoe UI"/>
+          <w:shd w:val="clear" w:color="auto" w:fill="FFFFFF"/>
+          <w:lang w:val="en-US" w:eastAsia="zh-CN"/>
+        </w:rPr>
+        <w:t>的个人记账App。它的核心功能是帮助用户快速记录每天的收入和支出，并且可以查看详细的账单列表和简单的财务统计。整个App是纯本地的，数据存储在手机的SQLite数据库里，不依赖网络。</w:t>
+      </w:r>
+    </w:p>
+    <w:p>
+      <w:pPr>
+        <w:rPr>
+          <w:rFonts w:hint="eastAsia" w:ascii="Segoe UI" w:hAnsi="Segoe UI" w:cs="Segoe UI"/>
+          <w:shd w:val="clear" w:color="auto" w:fill="FFFFFF"/>
+          <w:lang w:val="en-US" w:eastAsia="zh-CN"/>
+        </w:rPr>
+      </w:pPr>
+    </w:p>
+    <w:p>
+      <w:pPr>
+        <w:rPr>
+          <w:rFonts w:hint="eastAsia"/>
+          <w:lang w:val="en-US" w:eastAsia="zh-CN"/>
+        </w:rPr>
+      </w:pPr>
+      <w:r>
+        <w:rPr>
+          <w:rFonts w:hint="eastAsia"/>
+          <w:lang w:val="en-US" w:eastAsia="zh-CN"/>
+        </w:rPr>
+        <w:t>我看你使用了MVC架构，说说什么是MVC架构，MVC架构的优势是什么？为什么不使用MVVM？与MVVM有什么区别？</w:t>
+      </w:r>
+    </w:p>
+    <w:p>
+      <w:pPr>
+        <w:rPr>
+          <w:rFonts w:hint="eastAsia"/>
+          <w:lang w:val="en-US" w:eastAsia="zh-CN"/>
+        </w:rPr>
+      </w:pPr>
+      <w:r>
+        <w:rPr>
+          <w:rFonts w:hint="eastAsia"/>
+          <w:lang w:val="en-US" w:eastAsia="zh-CN"/>
+        </w:rPr>
+        <w:t>答：MVC 即模型 - 视图 - 控制器架构。目的是为了解耦 View（界面）与 Model（数据/业务）。Model 负责数据和业务逻辑处理，View 负责界面展示，Controller 接收用户操作，调度 Model 和 View 工作。与 MVVM 区别：MVC 以 Controller 为核心，需手动控制视图更新，View 与 Model 存在一定耦合；MVVM 通过 ViewModel 实现双向数据绑定，View 与 Model 解耦，数据变化自动同步视图，但架构更重。</w:t>
+      </w:r>
+    </w:p>
+    <w:p>
+      <w:pPr>
+        <w:rPr>
+          <w:rFonts w:hint="eastAsia"/>
+          <w:lang w:val="en-US" w:eastAsia="zh-CN"/>
+        </w:rPr>
+      </w:pPr>
+    </w:p>
+    <w:p>
+      <w:pPr>
+        <w:rPr>
+          <w:rFonts w:hint="eastAsia"/>
+          <w:lang w:val="en-US" w:eastAsia="zh-CN"/>
+        </w:rPr>
+      </w:pPr>
+      <w:r>
+        <w:rPr>
+          <w:rFonts w:hint="eastAsia"/>
+          <w:lang w:val="en-US" w:eastAsia="zh-CN"/>
+        </w:rPr>
+        <w:t>你在项目中是如何使用MVC架构的？</w:t>
+      </w:r>
+    </w:p>
+    <w:p>
+      <w:pPr>
+        <w:rPr>
+          <w:rFonts w:hint="default"/>
+          <w:lang w:val="en-US" w:eastAsia="zh-CN"/>
+        </w:rPr>
+      </w:pPr>
+      <w:r>
+        <w:rPr>
+          <w:rFonts w:hint="eastAsia"/>
+          <w:lang w:val="en-US" w:eastAsia="zh-CN"/>
+        </w:rPr>
+        <w:t>答：我利用用户记账的整个流程来说明MVC架构吧。用户填写好金额点击保存按钮之后，监听器监听到这个事件之后，会通知controller，controller会取出EditText的值，进行校验，如果没问题，controller会调用model层的repository接口，让repository把数据存进数据库，repository会开启一个后台线程执行这个操作，执行完之后会通过回调接口告诉controller，controller接收到之后会通知view展示数据。</w:t>
+      </w:r>
+    </w:p>
+    <w:p>
+      <w:pPr>
+        <w:rPr>
+          <w:rFonts w:hint="eastAsia"/>
+          <w:lang w:val="en-US" w:eastAsia="zh-CN"/>
+        </w:rPr>
+      </w:pPr>
+    </w:p>
+    <w:p>
+      <w:pPr>
+        <w:rPr>
+          <w:rFonts w:hint="eastAsia"/>
+          <w:lang w:val="en-US" w:eastAsia="zh-CN"/>
+        </w:rPr>
+      </w:pPr>
+      <w:r>
+        <w:rPr>
+          <w:rFonts w:hint="eastAsia"/>
+          <w:lang w:val="en-US" w:eastAsia="zh-CN"/>
+        </w:rPr>
+        <w:t>Repository仓库类作用是什么？</w:t>
+      </w:r>
+    </w:p>
+    <w:p>
+      <w:pPr>
+        <w:rPr>
+          <w:rFonts w:hint="default"/>
+          <w:lang w:val="en-US" w:eastAsia="zh-CN"/>
+        </w:rPr>
+      </w:pPr>
+      <w:r>
+        <w:rPr>
+          <w:rFonts w:hint="eastAsia"/>
+          <w:lang w:val="en-US" w:eastAsia="zh-CN"/>
+        </w:rPr>
+        <w:t>答：Repository类是MVC架构中的Model层核心类，封装了所有与账单相关的业务逻辑，负责处理数据获取、业务计算和数据存储等操作，隔离了View层（Activity）与底层数据库操作。</w:t>
+      </w:r>
+    </w:p>
+    <w:p>
+      <w:pPr>
+        <w:rPr>
+          <w:rFonts w:hint="default" w:ascii="Segoe UI" w:hAnsi="Segoe UI" w:cs="Segoe UI"/>
+          <w:shd w:val="clear" w:color="auto" w:fill="FFFFFF"/>
+          <w:lang w:val="en-US" w:eastAsia="zh-CN"/>
+        </w:rPr>
+      </w:pPr>
+      <w:r>
+        <w:rPr>
+          <w:rFonts w:hint="eastAsia" w:ascii="Segoe UI" w:hAnsi="Segoe UI" w:cs="Segoe UI"/>
+          <w:shd w:val="clear" w:color="auto" w:fill="FFFFFF"/>
+          <w:lang w:val="en-US" w:eastAsia="zh-CN"/>
+        </w:rPr>
+        <w:br w:type="textWrapping"/>
+      </w:r>
+    </w:p>
+    <w:p>
+      <w:pPr>
+        <w:rPr>
+          <w:rFonts w:hint="default" w:ascii="Segoe UI" w:hAnsi="Segoe UI" w:cs="Segoe UI"/>
+          <w:shd w:val="clear" w:color="auto" w:fill="FFFFFF"/>
+          <w:lang w:val="en-US" w:eastAsia="zh-CN"/>
+        </w:rPr>
+      </w:pPr>
+      <w:r>
+        <w:rPr>
+          <w:rFonts w:hint="default" w:ascii="Segoe UI" w:hAnsi="Segoe UI" w:cs="Segoe UI"/>
+          <w:shd w:val="clear" w:color="auto" w:fill="FFFFFF"/>
+          <w:lang w:val="en-US" w:eastAsia="zh-CN"/>
+        </w:rPr>
+        <w:t>在这个项目中，你觉得最有挑战性的部分是什么？你是如何解决的？</w:t>
+      </w:r>
+    </w:p>
+    <w:p>
+      <w:pPr>
+        <w:rPr>
+          <w:rFonts w:hint="default" w:ascii="Segoe UI" w:hAnsi="Segoe UI" w:cs="Segoe UI"/>
+          <w:shd w:val="clear" w:color="auto" w:fill="FFFFFF"/>
+          <w:lang w:val="en-US" w:eastAsia="zh-CN"/>
+        </w:rPr>
+      </w:pPr>
+      <w:r>
+        <w:rPr>
+          <w:rFonts w:hint="eastAsia" w:ascii="Segoe UI" w:hAnsi="Segoe UI" w:cs="Segoe UI"/>
+          <w:shd w:val="clear" w:color="auto" w:fill="FFFFFF"/>
+          <w:lang w:val="en-US" w:eastAsia="zh-CN"/>
+        </w:rPr>
+        <w:t>答：最初开发时，我发现当本地 SQLite 数据库中的账单记录增加到一定量级后，在首页加载或筛选账单时，界面会出现明显的卡顿，甚至在极端情况下会出现 ANR（应用无响应）。</w:t>
+      </w:r>
+    </w:p>
+    <w:p>
+      <w:pPr>
+        <w:rPr>
+          <w:rFonts w:hint="default" w:ascii="Segoe UI" w:hAnsi="Segoe UI" w:cs="Segoe UI"/>
+          <w:shd w:val="clear" w:color="auto" w:fill="FFFFFF"/>
+          <w:lang w:val="en-US" w:eastAsia="zh-CN"/>
+        </w:rPr>
+      </w:pPr>
+      <w:r>
+        <w:rPr>
+          <w:rFonts w:hint="eastAsia" w:ascii="Segoe UI" w:hAnsi="Segoe UI" w:cs="Segoe UI"/>
+          <w:shd w:val="clear" w:color="auto" w:fill="FFFFFF"/>
+          <w:lang w:val="en-US" w:eastAsia="zh-CN"/>
+        </w:rPr>
+        <w:t>经过排查，我定位到了核心问题： 数据库操作是耗时 IO，如果直接在主线程（UI 线程）执行，会阻塞 UI 的渲染过程。</w:t>
+      </w:r>
+    </w:p>
+    <w:p>
+      <w:pPr>
+        <w:rPr>
+          <w:rFonts w:hint="default" w:ascii="Segoe UI" w:hAnsi="Segoe UI" w:cs="Segoe UI"/>
+          <w:shd w:val="clear" w:color="auto" w:fill="FFFFFF"/>
+          <w:lang w:val="en-US" w:eastAsia="zh-CN"/>
+        </w:rPr>
+      </w:pPr>
+      <w:r>
+        <w:rPr>
+          <w:rFonts w:hint="eastAsia" w:ascii="Segoe UI" w:hAnsi="Segoe UI" w:cs="Segoe UI"/>
+          <w:shd w:val="clear" w:color="auto" w:fill="FFFFFF"/>
+          <w:lang w:val="en-US" w:eastAsia="zh-CN"/>
+        </w:rPr>
+        <w:t>针对出现的问题，主要有两个方向去优化。第一个就是主要引入了</w:t>
+      </w:r>
+      <w:r>
+        <w:rPr>
+          <w:rFonts w:hint="default" w:ascii="Segoe UI" w:hAnsi="Segoe UI" w:cs="Segoe UI"/>
+          <w:shd w:val="clear" w:color="auto" w:fill="FFFFFF"/>
+          <w:lang w:val="en-US" w:eastAsia="zh-CN"/>
+        </w:rPr>
+        <w:t>线程池</w:t>
+      </w:r>
+      <w:r>
+        <w:rPr>
+          <w:rFonts w:hint="eastAsia" w:ascii="Segoe UI" w:hAnsi="Segoe UI" w:cs="Segoe UI"/>
+          <w:shd w:val="clear" w:color="auto" w:fill="FFFFFF"/>
+          <w:lang w:val="en-US" w:eastAsia="zh-CN"/>
+        </w:rPr>
+        <w:t>，</w:t>
+      </w:r>
+      <w:r>
+        <w:rPr>
+          <w:rFonts w:hint="default" w:ascii="Segoe UI" w:hAnsi="Segoe UI" w:cs="Segoe UI"/>
+          <w:shd w:val="clear" w:color="auto" w:fill="FFFFFF"/>
+          <w:lang w:val="en-US" w:eastAsia="zh-CN"/>
+        </w:rPr>
+        <w:t>所有的数据库写操作（如插入账单）和读操作（如按日期筛选）都强制在后台线程执行，不再占用主线程资源。</w:t>
+      </w:r>
+      <w:r>
+        <w:rPr>
+          <w:rFonts w:hint="eastAsia" w:ascii="Segoe UI" w:hAnsi="Segoe UI" w:cs="Segoe UI"/>
+          <w:shd w:val="clear" w:color="auto" w:fill="FFFFFF"/>
+          <w:lang w:val="en-US" w:eastAsia="zh-CN"/>
+        </w:rPr>
+        <w:t>第二优化了recyclerview的刷新策略，不</w:t>
+      </w:r>
+      <w:r>
+        <w:rPr>
+          <w:rFonts w:hint="default" w:ascii="Segoe UI" w:hAnsi="Segoe UI" w:cs="Segoe UI"/>
+          <w:shd w:val="clear" w:color="auto" w:fill="FFFFFF"/>
+          <w:lang w:val="en-US" w:eastAsia="zh-CN"/>
+        </w:rPr>
+        <w:t>使用</w:t>
+      </w:r>
+      <w:r>
+        <w:rPr>
+          <w:rFonts w:hint="eastAsia" w:ascii="Segoe UI" w:hAnsi="Segoe UI" w:cs="Segoe UI"/>
+          <w:shd w:val="clear" w:color="auto" w:fill="FFFFFF"/>
+          <w:lang w:val="en-US" w:eastAsia="zh-CN"/>
+        </w:rPr>
+        <w:t>全局刷新</w:t>
+      </w:r>
+      <w:r>
+        <w:rPr>
+          <w:rFonts w:hint="default" w:ascii="Segoe UI" w:hAnsi="Segoe UI" w:cs="Segoe UI"/>
+          <w:shd w:val="clear" w:color="auto" w:fill="FFFFFF"/>
+          <w:lang w:val="en-US" w:eastAsia="zh-CN"/>
+        </w:rPr>
+        <w:t>notifyDataSetChanged() （这会重绘整个列表），而是引入了 AsyncListDiffer + DiffUtil 。它会在后台计算新旧数据集的差异，只针对变动的 Item 进行增量刷新，极大地降低了 UI 的渲染开销。</w:t>
+      </w:r>
+    </w:p>
+    <w:p>
+      <w:pPr>
+        <w:rPr>
+          <w:rFonts w:hint="default" w:ascii="Segoe UI" w:hAnsi="Segoe UI" w:cs="Segoe UI"/>
+          <w:shd w:val="clear" w:color="auto" w:fill="FFFFFF"/>
+          <w:lang w:val="en-US" w:eastAsia="zh-CN"/>
+        </w:rPr>
+      </w:pPr>
+    </w:p>
+    <w:p>
+      <w:pPr>
+        <w:rPr>
+          <w:rFonts w:hint="default" w:ascii="Segoe UI" w:hAnsi="Segoe UI" w:cs="Segoe UI"/>
+          <w:shd w:val="clear" w:color="auto" w:fill="FFFFFF"/>
+          <w:lang w:val="en-US" w:eastAsia="zh-CN"/>
+        </w:rPr>
+      </w:pPr>
+    </w:p>
+    <w:p>
+      <w:pPr>
+        <w:rPr>
           <w:rFonts w:hint="default" w:ascii="Segoe UI" w:hAnsi="Segoe UI" w:cs="Segoe UI"/>
           <w:shd w:val="clear" w:color="auto" w:fill="FFFFFF"/>
           <w:lang w:val="en-US" w:eastAsia="zh-CN"/>
@@ -1766,279 +2090,578 @@
           <w:lang w:val="en-US" w:eastAsia="zh-CN"/>
         </w:rPr>
         <w:t>。</w:t>
+      </w:r>
+      <w:r>
+        <w:rPr>
+          <w:rFonts w:hint="default" w:ascii="Segoe UI" w:hAnsi="Segoe UI" w:cs="Segoe UI"/>
+          <w:shd w:val="clear" w:color="auto" w:fill="FFFFFF"/>
+          <w:lang w:val="en-US" w:eastAsia="zh-CN"/>
+        </w:rPr>
+        <w:br w:type="textWrapping"/>
+      </w:r>
+      <w:r>
+        <w:rPr>
+          <w:rFonts w:hint="default" w:ascii="Segoe UI" w:hAnsi="Segoe UI" w:cs="Segoe UI"/>
+          <w:shd w:val="clear" w:color="auto" w:fill="FFFFFF"/>
+          <w:lang w:val="en-US" w:eastAsia="zh-CN"/>
+        </w:rPr>
+        <w:t>- 自动化异步处理 ：它内部封装了 DiffUtil 。当你通过 mDiffer.submitList(newList) 提交一个新列表时， AsyncListDiffer 会自动在 后台线程 中运行 DiffUtil 来计算差异。</w:t>
+      </w:r>
+    </w:p>
+    <w:p>
+      <w:pPr>
+        <w:rPr>
+          <w:rFonts w:hint="default" w:ascii="Segoe UI" w:hAnsi="Segoe UI" w:cs="Segoe UI"/>
+          <w:shd w:val="clear" w:color="auto" w:fill="FFFFFF"/>
+          <w:lang w:val="en-US" w:eastAsia="zh-CN"/>
+        </w:rPr>
+      </w:pPr>
+      <w:r>
+        <w:rPr>
+          <w:rFonts w:hint="default" w:ascii="Segoe UI" w:hAnsi="Segoe UI" w:cs="Segoe UI"/>
+          <w:shd w:val="clear" w:color="auto" w:fill="FFFFFF"/>
+          <w:lang w:val="en-US" w:eastAsia="zh-CN"/>
+        </w:rPr>
+        <w:t>- 自动化主线程更新 ：当后台计算完成后，它会自动切换回 主线程 ，并将计算出的差异结果（ DiffResult ）派发给 Adapter ，从而触发 RecyclerView 的局部刷新和动画。</w:t>
+      </w:r>
+    </w:p>
+    <w:p>
+      <w:pPr>
+        <w:rPr>
+          <w:rFonts w:hint="default" w:ascii="Segoe UI" w:hAnsi="Segoe UI" w:cs="Segoe UI"/>
+          <w:shd w:val="clear" w:color="auto" w:fill="FFFFFF"/>
+          <w:lang w:val="en-US" w:eastAsia="zh-CN"/>
+        </w:rPr>
+      </w:pPr>
+    </w:p>
+    <w:p>
+      <w:pPr>
+        <w:rPr>
+          <w:rFonts w:hint="default" w:ascii="Segoe UI" w:hAnsi="Segoe UI" w:cs="Segoe UI"/>
+          <w:shd w:val="clear" w:color="auto" w:fill="FFFFFF"/>
+          <w:lang w:val="en-US" w:eastAsia="zh-CN"/>
+        </w:rPr>
+      </w:pPr>
+    </w:p>
+    <w:p>
+      <w:pPr>
+        <w:rPr>
+          <w:rFonts w:hint="eastAsia" w:ascii="Segoe UI" w:hAnsi="Segoe UI" w:cs="Segoe UI"/>
+          <w:shd w:val="clear" w:color="auto" w:fill="FFFFFF"/>
+          <w:lang w:val="en-US" w:eastAsia="zh-CN"/>
+        </w:rPr>
+      </w:pPr>
+      <w:r>
+        <w:rPr>
+          <w:rFonts w:hint="default" w:ascii="Segoe UI" w:hAnsi="Segoe UI" w:cs="Segoe UI"/>
+          <w:shd w:val="clear" w:color="auto" w:fill="FFFFFF"/>
+          <w:lang w:val="en-US" w:eastAsia="zh-CN"/>
+        </w:rPr>
+        <w:t>说说AsyncListDiffer与DiffUtil是如何配合工作的</w:t>
+      </w:r>
+      <w:r>
+        <w:rPr>
+          <w:rFonts w:hint="eastAsia" w:ascii="Segoe UI" w:hAnsi="Segoe UI" w:cs="Segoe UI"/>
+          <w:shd w:val="clear" w:color="auto" w:fill="FFFFFF"/>
+          <w:lang w:val="en-US" w:eastAsia="zh-CN"/>
+        </w:rPr>
+        <w:t>？</w:t>
+      </w:r>
+    </w:p>
+    <w:p>
+      <w:pPr>
+        <w:rPr>
+          <w:rFonts w:hint="eastAsia" w:ascii="Segoe UI" w:hAnsi="Segoe UI" w:cs="Segoe UI"/>
+          <w:shd w:val="clear" w:color="auto" w:fill="FFFFFF"/>
+          <w:lang w:val="en-US" w:eastAsia="zh-CN"/>
+        </w:rPr>
+      </w:pPr>
+      <w:r>
+        <w:rPr>
+          <w:rFonts w:hint="eastAsia" w:ascii="Segoe UI" w:hAnsi="Segoe UI" w:cs="Segoe UI"/>
+          <w:shd w:val="clear" w:color="auto" w:fill="FFFFFF"/>
+          <w:lang w:val="en-US" w:eastAsia="zh-CN"/>
+        </w:rPr>
+        <w:t>答：AsyncListDiffer 负责 接收数据、管理线程和调度更新 ，而 DiffUtil 负责在后台 执行核心的差异计算 。</w:t>
+      </w:r>
+    </w:p>
+    <w:p>
+      <w:pPr>
+        <w:rPr>
+          <w:rFonts w:hint="default" w:ascii="Segoe UI" w:hAnsi="Segoe UI" w:cs="Segoe UI"/>
+          <w:shd w:val="clear" w:color="auto" w:fill="FFFFFF"/>
+          <w:lang w:val="en-US" w:eastAsia="zh-CN"/>
+        </w:rPr>
+      </w:pPr>
+      <w:r>
+        <w:rPr>
+          <w:rFonts w:hint="default" w:ascii="Segoe UI" w:hAnsi="Segoe UI" w:cs="Segoe UI"/>
+          <w:shd w:val="clear" w:color="auto" w:fill="FFFFFF"/>
+          <w:lang w:val="en-US" w:eastAsia="zh-CN"/>
+        </w:rPr>
+        <w:t>AsyncListDiffer</w:t>
+      </w:r>
+      <w:r>
+        <w:rPr>
+          <w:rFonts w:hint="eastAsia" w:ascii="Segoe UI" w:hAnsi="Segoe UI" w:cs="Segoe UI"/>
+          <w:shd w:val="clear" w:color="auto" w:fill="FFFFFF"/>
+          <w:lang w:val="en-US" w:eastAsia="zh-CN"/>
+        </w:rPr>
+        <w:t>创建实例时，需要有两个关键参数：</w:t>
+      </w:r>
+    </w:p>
+    <w:p>
+      <w:pPr>
+        <w:rPr>
+          <w:rFonts w:hint="eastAsia" w:ascii="Segoe UI" w:hAnsi="Segoe UI" w:cs="Segoe UI"/>
+          <w:shd w:val="clear" w:color="auto" w:fill="FFFFFF"/>
+          <w:lang w:val="en-US" w:eastAsia="zh-CN"/>
+        </w:rPr>
+      </w:pPr>
+      <w:r>
+        <w:rPr>
+          <w:rFonts w:hint="eastAsia" w:ascii="Segoe UI" w:hAnsi="Segoe UI" w:cs="Segoe UI"/>
+          <w:shd w:val="clear" w:color="auto" w:fill="FFFFFF"/>
+          <w:lang w:val="en-US" w:eastAsia="zh-CN"/>
+        </w:rPr>
+        <w:t>- 一个 Adapter 实例： AsyncListDiffer 需要知道计算出差异后，应该通知哪个 Adapter 去更新界面。</w:t>
+      </w:r>
+    </w:p>
+    <w:p>
+      <w:pPr>
+        <w:rPr>
+          <w:rFonts w:hint="eastAsia" w:ascii="Segoe UI" w:hAnsi="Segoe UI" w:cs="Segoe UI"/>
+          <w:shd w:val="clear" w:color="auto" w:fill="FFFFFF"/>
+          <w:lang w:val="en-US" w:eastAsia="zh-CN"/>
+        </w:rPr>
+      </w:pPr>
+      <w:r>
+        <w:rPr>
+          <w:rFonts w:hint="eastAsia" w:ascii="Segoe UI" w:hAnsi="Segoe UI" w:cs="Segoe UI"/>
+          <w:shd w:val="clear" w:color="auto" w:fill="FFFFFF"/>
+          <w:lang w:val="en-US" w:eastAsia="zh-CN"/>
+        </w:rPr>
+        <w:t>- 一个 DiffUtil.ItemCallback 实例（比如你代码中的 DIFF_CALLBACK ）：提供DiffUtil差异计算的规则。</w:t>
+      </w:r>
+    </w:p>
+    <w:p>
+      <w:pPr>
+        <w:rPr>
+          <w:rFonts w:hint="eastAsia" w:ascii="Segoe UI" w:hAnsi="Segoe UI" w:cs="Segoe UI"/>
+          <w:shd w:val="clear" w:color="auto" w:fill="FFFFFF"/>
+          <w:lang w:val="en-US" w:eastAsia="zh-CN"/>
+        </w:rPr>
+      </w:pPr>
+    </w:p>
+    <w:p>
+      <w:pPr>
+        <w:rPr>
+          <w:rFonts w:hint="eastAsia" w:ascii="Segoe UI" w:hAnsi="Segoe UI" w:cs="Segoe UI"/>
+          <w:shd w:val="clear" w:color="auto" w:fill="FFFFFF"/>
+          <w:lang w:val="en-US" w:eastAsia="zh-CN"/>
+        </w:rPr>
+      </w:pPr>
+      <w:r>
+        <w:rPr>
+          <w:rFonts w:hint="eastAsia" w:ascii="Segoe UI" w:hAnsi="Segoe UI" w:cs="Segoe UI"/>
+          <w:shd w:val="clear" w:color="auto" w:fill="FFFFFF"/>
+          <w:lang w:val="en-US" w:eastAsia="zh-CN"/>
+        </w:rPr>
+        <w:t>具体流程：</w:t>
+      </w:r>
+    </w:p>
+    <w:p>
+      <w:pPr>
+        <w:rPr>
+          <w:rFonts w:hint="eastAsia" w:ascii="Segoe UI" w:hAnsi="Segoe UI" w:cs="Segoe UI"/>
+          <w:shd w:val="clear" w:color="auto" w:fill="FFFFFF"/>
+          <w:lang w:val="en-US" w:eastAsia="zh-CN"/>
+        </w:rPr>
+      </w:pPr>
+      <w:r>
+        <w:rPr>
+          <w:rFonts w:hint="eastAsia" w:ascii="Segoe UI" w:hAnsi="Segoe UI" w:cs="Segoe UI"/>
+          <w:shd w:val="clear" w:color="auto" w:fill="FFFFFF"/>
+          <w:lang w:val="en-US" w:eastAsia="zh-CN"/>
+        </w:rPr>
+        <w:t>- 提交数据 ：当调用 submitList() 方法，把最新的数据列表交给 AsyncListDiffer 。</w:t>
+      </w:r>
+    </w:p>
+    <w:p>
+      <w:pPr>
+        <w:rPr>
+          <w:rFonts w:hint="eastAsia" w:ascii="Segoe UI" w:hAnsi="Segoe UI" w:cs="Segoe UI"/>
+          <w:shd w:val="clear" w:color="auto" w:fill="FFFFFF"/>
+          <w:lang w:val="en-US" w:eastAsia="zh-CN"/>
+        </w:rPr>
+      </w:pPr>
+      <w:r>
+        <w:rPr>
+          <w:rFonts w:hint="eastAsia" w:ascii="Segoe UI" w:hAnsi="Segoe UI" w:cs="Segoe UI"/>
+          <w:shd w:val="clear" w:color="auto" w:fill="FFFFFF"/>
+          <w:lang w:val="en-US" w:eastAsia="zh-CN"/>
+        </w:rPr>
+        <w:t>- 后台计算 ： AsyncListDiffer 自动开启一个后台线程，让 DiffUtil 在这个线程里比较新旧两个列表的差异。</w:t>
+      </w:r>
+    </w:p>
+    <w:p>
+      <w:pPr>
+        <w:rPr>
+          <w:rFonts w:hint="eastAsia" w:ascii="Segoe UI" w:hAnsi="Segoe UI" w:cs="Segoe UI"/>
+          <w:shd w:val="clear" w:color="auto" w:fill="FFFFFF"/>
+          <w:lang w:val="en-US" w:eastAsia="zh-CN"/>
+        </w:rPr>
+      </w:pPr>
+      <w:r>
+        <w:rPr>
+          <w:rFonts w:hint="eastAsia" w:ascii="Segoe UI" w:hAnsi="Segoe UI" w:cs="Segoe UI"/>
+          <w:shd w:val="clear" w:color="auto" w:fill="FFFFFF"/>
+          <w:lang w:val="en-US" w:eastAsia="zh-CN"/>
+        </w:rPr>
+        <w:t>- 生成结果 ： DiffUtil 计算出最小的更新步骤（比如哪些是新增的、哪些是改动的）。</w:t>
+      </w:r>
+    </w:p>
+    <w:p>
+      <w:pPr>
+        <w:rPr>
+          <w:rFonts w:hint="default" w:ascii="Segoe UI" w:hAnsi="Segoe UI" w:cs="Segoe UI"/>
+          <w:shd w:val="clear" w:color="auto" w:fill="FFFFFF"/>
+          <w:lang w:val="en-US" w:eastAsia="zh-CN"/>
+        </w:rPr>
+      </w:pPr>
+      <w:r>
+        <w:rPr>
+          <w:rFonts w:hint="eastAsia" w:ascii="Segoe UI" w:hAnsi="Segoe UI" w:cs="Segoe UI"/>
+          <w:shd w:val="clear" w:color="auto" w:fill="FFFFFF"/>
+          <w:lang w:val="en-US" w:eastAsia="zh-CN"/>
+        </w:rPr>
+        <w:t>- 主线程更新 ： AsyncListDiffer 将计算结果切换回主线程，并自动调用 Adapter 的 notifyItemInserted() 、 notifyItemChanged() 等方法来刷新界面。</w:t>
+      </w:r>
+    </w:p>
+    <w:p>
+      <w:pPr>
+        <w:rPr>
+          <w:rFonts w:hint="default" w:ascii="Segoe UI" w:hAnsi="Segoe UI" w:cs="Segoe UI"/>
+          <w:shd w:val="clear" w:color="auto" w:fill="FFFFFF"/>
+          <w:lang w:val="en-US" w:eastAsia="zh-CN"/>
+        </w:rPr>
+      </w:pPr>
+    </w:p>
+    <w:p>
+      <w:pPr>
+        <w:rPr>
+          <w:rFonts w:hint="default" w:ascii="Segoe UI" w:hAnsi="Segoe UI" w:cs="Segoe UI"/>
+          <w:shd w:val="clear" w:color="auto" w:fill="FFFFFF"/>
+          <w:lang w:val="en-US" w:eastAsia="zh-CN"/>
+        </w:rPr>
+      </w:pPr>
+    </w:p>
+    <w:p>
+      <w:pPr>
+        <w:rPr>
+          <w:rFonts w:hint="eastAsia"/>
+          <w:lang w:val="en-US" w:eastAsia="zh-CN"/>
+        </w:rPr>
+      </w:pPr>
+    </w:p>
+    <w:p>
+      <w:pPr>
+        <w:rPr>
+          <w:rFonts w:hint="eastAsia"/>
+          <w:lang w:val="en-US" w:eastAsia="zh-CN"/>
+        </w:rPr>
+      </w:pPr>
+      <w:r>
+        <w:rPr>
+          <w:rFonts w:hint="eastAsia"/>
+          <w:lang w:val="en-US" w:eastAsia="zh-CN"/>
+        </w:rPr>
+        <w:t>安卓数据存储方式有哪些？</w:t>
+      </w:r>
+    </w:p>
+    <w:p>
+      <w:pPr>
+        <w:rPr>
+          <w:rFonts w:hint="eastAsia"/>
+          <w:lang w:val="en-US" w:eastAsia="zh-CN"/>
+        </w:rPr>
+      </w:pPr>
+      <w:r>
+        <w:rPr>
+          <w:rFonts w:hint="eastAsia"/>
+          <w:lang w:val="en-US" w:eastAsia="zh-CN"/>
+        </w:rPr>
+        <w:t>答：SharedPreferences：键值对存储，小数据；SQlite数据库：结构化存储，支持增删改查；文件存储；ContentProvider：用于跨应用共享数据，封装数据源。room：封装sqlite。</w:t>
+      </w:r>
+    </w:p>
+    <w:p>
+      <w:pPr>
+        <w:rPr>
+          <w:rFonts w:hint="eastAsia"/>
+          <w:lang w:val="en-US" w:eastAsia="zh-CN"/>
+        </w:rPr>
+      </w:pPr>
+    </w:p>
+    <w:p>
+      <w:pPr>
+        <w:rPr>
+          <w:rFonts w:hint="eastAsia"/>
+          <w:lang w:val="en-US" w:eastAsia="zh-CN"/>
+        </w:rPr>
+      </w:pPr>
+      <w:r>
+        <w:rPr>
+          <w:rFonts w:hint="eastAsia"/>
+          <w:lang w:val="en-US" w:eastAsia="zh-CN"/>
+        </w:rPr>
+        <w:t>SQlite数据库是如何实现数据库更新的？</w:t>
+      </w:r>
+    </w:p>
+    <w:p>
+      <w:pPr>
+        <w:rPr>
+          <w:rFonts w:hint="default"/>
+          <w:lang w:val="en-US" w:eastAsia="zh-CN"/>
+        </w:rPr>
+      </w:pPr>
+      <w:r>
+        <w:rPr>
+          <w:rFonts w:hint="eastAsia"/>
+          <w:lang w:val="en-US" w:eastAsia="zh-CN"/>
+        </w:rPr>
+        <w:t>答：创建帮助类，继承 SQLiteOpenHelper，重写 onCreate ()、onUpgrade ()。onUpgrade会根据新旧版本号判断是否要升级数据库。</w:t>
       </w:r>
       <w:bookmarkStart w:id="0" w:name="_GoBack"/>
       <w:bookmarkEnd w:id="0"/>
-      <w:r>
-        <w:rPr>
-          <w:rFonts w:hint="default" w:ascii="Segoe UI" w:hAnsi="Segoe UI" w:cs="Segoe UI"/>
-          <w:shd w:val="clear" w:color="auto" w:fill="FFFFFF"/>
-          <w:lang w:val="en-US" w:eastAsia="zh-CN"/>
-        </w:rPr>
-        <w:br w:type="textWrapping"/>
-      </w:r>
-      <w:r>
-        <w:rPr>
-          <w:rFonts w:hint="default" w:ascii="Segoe UI" w:hAnsi="Segoe UI" w:cs="Segoe UI"/>
-          <w:shd w:val="clear" w:color="auto" w:fill="FFFFFF"/>
-          <w:lang w:val="en-US" w:eastAsia="zh-CN"/>
-        </w:rPr>
-        <w:t>- 自动化异步处理 ：它内部封装了 DiffUtil 。当你通过 mDiffer.submitList(newList) 提交一个新列表时， AsyncListDiffer 会自动在 后台线程 中运行 DiffUtil 来计算差异。</w:t>
-      </w:r>
-    </w:p>
-    <w:p>
-      <w:pPr>
-        <w:rPr>
-          <w:rFonts w:hint="default" w:ascii="Segoe UI" w:hAnsi="Segoe UI" w:cs="Segoe UI"/>
-          <w:shd w:val="clear" w:color="auto" w:fill="FFFFFF"/>
-          <w:lang w:val="en-US" w:eastAsia="zh-CN"/>
-        </w:rPr>
-      </w:pPr>
-      <w:r>
-        <w:rPr>
-          <w:rFonts w:hint="default" w:ascii="Segoe UI" w:hAnsi="Segoe UI" w:cs="Segoe UI"/>
-          <w:shd w:val="clear" w:color="auto" w:fill="FFFFFF"/>
-          <w:lang w:val="en-US" w:eastAsia="zh-CN"/>
-        </w:rPr>
-        <w:t>- 自动化主线程更新 ：当后台计算完成后，它会自动切换回 主线程 ，并将计算出的差异结果（ DiffResult ）派发给 Adapter ，从而触发 RecyclerView 的局部刷新和动画。</w:t>
-      </w:r>
-    </w:p>
-    <w:p>
-      <w:pPr>
-        <w:rPr>
-          <w:rFonts w:hint="default" w:ascii="Segoe UI" w:hAnsi="Segoe UI" w:cs="Segoe UI"/>
-          <w:shd w:val="clear" w:color="auto" w:fill="FFFFFF"/>
-          <w:lang w:val="en-US" w:eastAsia="zh-CN"/>
-        </w:rPr>
-      </w:pPr>
-    </w:p>
-    <w:p>
-      <w:pPr>
-        <w:rPr>
-          <w:rFonts w:hint="default" w:ascii="Segoe UI" w:hAnsi="Segoe UI" w:cs="Segoe UI"/>
-          <w:shd w:val="clear" w:color="auto" w:fill="FFFFFF"/>
-          <w:lang w:val="en-US" w:eastAsia="zh-CN"/>
-        </w:rPr>
-      </w:pPr>
-    </w:p>
-    <w:p>
-      <w:pPr>
-        <w:rPr>
-          <w:rFonts w:hint="eastAsia" w:ascii="Segoe UI" w:hAnsi="Segoe UI" w:cs="Segoe UI"/>
-          <w:shd w:val="clear" w:color="auto" w:fill="FFFFFF"/>
-          <w:lang w:val="en-US" w:eastAsia="zh-CN"/>
-        </w:rPr>
-      </w:pPr>
-      <w:r>
-        <w:rPr>
-          <w:rFonts w:hint="default" w:ascii="Segoe UI" w:hAnsi="Segoe UI" w:cs="Segoe UI"/>
-          <w:shd w:val="clear" w:color="auto" w:fill="FFFFFF"/>
-          <w:lang w:val="en-US" w:eastAsia="zh-CN"/>
-        </w:rPr>
-        <w:t>说说AsyncListDiffer与DiffUtil是如何配合工作的</w:t>
-      </w:r>
-      <w:r>
-        <w:rPr>
-          <w:rFonts w:hint="eastAsia" w:ascii="Segoe UI" w:hAnsi="Segoe UI" w:cs="Segoe UI"/>
-          <w:shd w:val="clear" w:color="auto" w:fill="FFFFFF"/>
-          <w:lang w:val="en-US" w:eastAsia="zh-CN"/>
-        </w:rPr>
-        <w:t>？</w:t>
-      </w:r>
-    </w:p>
-    <w:p>
-      <w:pPr>
-        <w:rPr>
-          <w:rFonts w:hint="eastAsia" w:ascii="Segoe UI" w:hAnsi="Segoe UI" w:cs="Segoe UI"/>
-          <w:shd w:val="clear" w:color="auto" w:fill="FFFFFF"/>
-          <w:lang w:val="en-US" w:eastAsia="zh-CN"/>
-        </w:rPr>
-      </w:pPr>
-      <w:r>
-        <w:rPr>
-          <w:rFonts w:hint="eastAsia" w:ascii="Segoe UI" w:hAnsi="Segoe UI" w:cs="Segoe UI"/>
-          <w:shd w:val="clear" w:color="auto" w:fill="FFFFFF"/>
-          <w:lang w:val="en-US" w:eastAsia="zh-CN"/>
-        </w:rPr>
-        <w:t>答：AsyncListDiffer 负责 接收数据、管理线程和调度更新 ，而 DiffUtil 负责在后台 执行核心的差异计算 。</w:t>
-      </w:r>
-    </w:p>
-    <w:p>
-      <w:pPr>
-        <w:rPr>
-          <w:rFonts w:hint="default" w:ascii="Segoe UI" w:hAnsi="Segoe UI" w:cs="Segoe UI"/>
-          <w:shd w:val="clear" w:color="auto" w:fill="FFFFFF"/>
-          <w:lang w:val="en-US" w:eastAsia="zh-CN"/>
-        </w:rPr>
-      </w:pPr>
-      <w:r>
-        <w:rPr>
-          <w:rFonts w:hint="default" w:ascii="Segoe UI" w:hAnsi="Segoe UI" w:cs="Segoe UI"/>
-          <w:shd w:val="clear" w:color="auto" w:fill="FFFFFF"/>
-          <w:lang w:val="en-US" w:eastAsia="zh-CN"/>
-        </w:rPr>
-        <w:t>AsyncListDiffer</w:t>
-      </w:r>
-      <w:r>
-        <w:rPr>
-          <w:rFonts w:hint="eastAsia" w:ascii="Segoe UI" w:hAnsi="Segoe UI" w:cs="Segoe UI"/>
-          <w:shd w:val="clear" w:color="auto" w:fill="FFFFFF"/>
-          <w:lang w:val="en-US" w:eastAsia="zh-CN"/>
-        </w:rPr>
-        <w:t>创建实例时，需要有两个关键参数：</w:t>
-      </w:r>
-    </w:p>
-    <w:p>
-      <w:pPr>
-        <w:rPr>
-          <w:rFonts w:hint="eastAsia" w:ascii="Segoe UI" w:hAnsi="Segoe UI" w:cs="Segoe UI"/>
-          <w:shd w:val="clear" w:color="auto" w:fill="FFFFFF"/>
-          <w:lang w:val="en-US" w:eastAsia="zh-CN"/>
-        </w:rPr>
-      </w:pPr>
-      <w:r>
-        <w:rPr>
-          <w:rFonts w:hint="eastAsia" w:ascii="Segoe UI" w:hAnsi="Segoe UI" w:cs="Segoe UI"/>
-          <w:shd w:val="clear" w:color="auto" w:fill="FFFFFF"/>
-          <w:lang w:val="en-US" w:eastAsia="zh-CN"/>
-        </w:rPr>
-        <w:t>- 一个 Adapter 实例： AsyncListDiffer 需要知道计算出差异后，应该通知哪个 Adapter 去更新界面。</w:t>
-      </w:r>
-    </w:p>
-    <w:p>
-      <w:pPr>
-        <w:rPr>
-          <w:rFonts w:hint="eastAsia" w:ascii="Segoe UI" w:hAnsi="Segoe UI" w:cs="Segoe UI"/>
-          <w:shd w:val="clear" w:color="auto" w:fill="FFFFFF"/>
-          <w:lang w:val="en-US" w:eastAsia="zh-CN"/>
-        </w:rPr>
-      </w:pPr>
-      <w:r>
-        <w:rPr>
-          <w:rFonts w:hint="eastAsia" w:ascii="Segoe UI" w:hAnsi="Segoe UI" w:cs="Segoe UI"/>
-          <w:shd w:val="clear" w:color="auto" w:fill="FFFFFF"/>
-          <w:lang w:val="en-US" w:eastAsia="zh-CN"/>
-        </w:rPr>
-        <w:t>- 一个 DiffUtil.ItemCallback 实例（比如你代码中的 DIFF_CALLBACK ）：提供DiffUtil差异计算的规则。</w:t>
-      </w:r>
-    </w:p>
-    <w:p>
-      <w:pPr>
-        <w:rPr>
-          <w:rFonts w:hint="eastAsia" w:ascii="Segoe UI" w:hAnsi="Segoe UI" w:cs="Segoe UI"/>
-          <w:shd w:val="clear" w:color="auto" w:fill="FFFFFF"/>
-          <w:lang w:val="en-US" w:eastAsia="zh-CN"/>
-        </w:rPr>
-      </w:pPr>
-    </w:p>
-    <w:p>
-      <w:pPr>
-        <w:rPr>
-          <w:rFonts w:hint="eastAsia" w:ascii="Segoe UI" w:hAnsi="Segoe UI" w:cs="Segoe UI"/>
-          <w:shd w:val="clear" w:color="auto" w:fill="FFFFFF"/>
-          <w:lang w:val="en-US" w:eastAsia="zh-CN"/>
-        </w:rPr>
-      </w:pPr>
-      <w:r>
-        <w:rPr>
-          <w:rFonts w:hint="eastAsia" w:ascii="Segoe UI" w:hAnsi="Segoe UI" w:cs="Segoe UI"/>
-          <w:shd w:val="clear" w:color="auto" w:fill="FFFFFF"/>
-          <w:lang w:val="en-US" w:eastAsia="zh-CN"/>
-        </w:rPr>
-        <w:t>具体流程：</w:t>
-      </w:r>
-    </w:p>
-    <w:p>
-      <w:pPr>
-        <w:rPr>
-          <w:rFonts w:hint="eastAsia" w:ascii="Segoe UI" w:hAnsi="Segoe UI" w:cs="Segoe UI"/>
-          <w:shd w:val="clear" w:color="auto" w:fill="FFFFFF"/>
-          <w:lang w:val="en-US" w:eastAsia="zh-CN"/>
-        </w:rPr>
-      </w:pPr>
-      <w:r>
-        <w:rPr>
-          <w:rFonts w:hint="eastAsia" w:ascii="Segoe UI" w:hAnsi="Segoe UI" w:cs="Segoe UI"/>
-          <w:shd w:val="clear" w:color="auto" w:fill="FFFFFF"/>
-          <w:lang w:val="en-US" w:eastAsia="zh-CN"/>
-        </w:rPr>
-        <w:t>- 提交数据 ：当调用 submitList() 方法，把最新的数据列表交给 AsyncListDiffer 。</w:t>
-      </w:r>
-    </w:p>
-    <w:p>
-      <w:pPr>
-        <w:rPr>
-          <w:rFonts w:hint="eastAsia" w:ascii="Segoe UI" w:hAnsi="Segoe UI" w:cs="Segoe UI"/>
-          <w:shd w:val="clear" w:color="auto" w:fill="FFFFFF"/>
-          <w:lang w:val="en-US" w:eastAsia="zh-CN"/>
-        </w:rPr>
-      </w:pPr>
-      <w:r>
-        <w:rPr>
-          <w:rFonts w:hint="eastAsia" w:ascii="Segoe UI" w:hAnsi="Segoe UI" w:cs="Segoe UI"/>
-          <w:shd w:val="clear" w:color="auto" w:fill="FFFFFF"/>
-          <w:lang w:val="en-US" w:eastAsia="zh-CN"/>
-        </w:rPr>
-        <w:t>- 后台计算 ： AsyncListDiffer 自动开启一个后台线程，让 DiffUtil 在这个线程里比较新旧两个列表的差异。</w:t>
-      </w:r>
-    </w:p>
-    <w:p>
-      <w:pPr>
-        <w:rPr>
-          <w:rFonts w:hint="eastAsia" w:ascii="Segoe UI" w:hAnsi="Segoe UI" w:cs="Segoe UI"/>
-          <w:shd w:val="clear" w:color="auto" w:fill="FFFFFF"/>
-          <w:lang w:val="en-US" w:eastAsia="zh-CN"/>
-        </w:rPr>
-      </w:pPr>
-      <w:r>
-        <w:rPr>
-          <w:rFonts w:hint="eastAsia" w:ascii="Segoe UI" w:hAnsi="Segoe UI" w:cs="Segoe UI"/>
-          <w:shd w:val="clear" w:color="auto" w:fill="FFFFFF"/>
-          <w:lang w:val="en-US" w:eastAsia="zh-CN"/>
-        </w:rPr>
-        <w:t>- 生成结果 ： DiffUtil 计算出最小的更新步骤（比如哪些是新增的、哪些是改动的）。</w:t>
-      </w:r>
-    </w:p>
-    <w:p>
-      <w:pPr>
-        <w:rPr>
-          <w:rFonts w:hint="default" w:ascii="Segoe UI" w:hAnsi="Segoe UI" w:cs="Segoe UI"/>
-          <w:shd w:val="clear" w:color="auto" w:fill="FFFFFF"/>
-          <w:lang w:val="en-US" w:eastAsia="zh-CN"/>
-        </w:rPr>
-      </w:pPr>
-      <w:r>
-        <w:rPr>
-          <w:rFonts w:hint="eastAsia" w:ascii="Segoe UI" w:hAnsi="Segoe UI" w:cs="Segoe UI"/>
-          <w:shd w:val="clear" w:color="auto" w:fill="FFFFFF"/>
-          <w:lang w:val="en-US" w:eastAsia="zh-CN"/>
-        </w:rPr>
-        <w:t>- 主线程更新 ： AsyncListDiffer 将计算结果切换回主线程，并自动调用 Adapter 的 notifyItemInserted() 、 notifyItemChanged() 等方法来刷新界面。</w:t>
-      </w:r>
-    </w:p>
-    <w:p>
-      <w:pPr>
-        <w:rPr>
-          <w:rFonts w:hint="default" w:ascii="Segoe UI" w:hAnsi="Segoe UI" w:cs="Segoe UI"/>
-          <w:shd w:val="clear" w:color="auto" w:fill="FFFFFF"/>
-          <w:lang w:val="en-US" w:eastAsia="zh-CN"/>
-        </w:rPr>
-      </w:pPr>
-    </w:p>
-    <w:p>
-      <w:pPr>
-        <w:rPr>
-          <w:rFonts w:hint="default" w:ascii="Segoe UI" w:hAnsi="Segoe UI" w:cs="Segoe UI"/>
-          <w:shd w:val="clear" w:color="auto" w:fill="FFFFFF"/>
-          <w:lang w:val="en-US" w:eastAsia="zh-CN"/>
-        </w:rPr>
-      </w:pPr>
-    </w:p>
-    <w:p>
-      <w:pPr>
-        <w:rPr>
-          <w:rFonts w:hint="default" w:ascii="Segoe UI" w:hAnsi="Segoe UI" w:cs="Segoe UI"/>
-          <w:shd w:val="clear" w:color="auto" w:fill="FFFFFF"/>
+    </w:p>
+    <w:p>
+      <w:pPr>
+        <w:rPr>
+          <w:rFonts w:hint="eastAsia"/>
+          <w:lang w:val="en-US" w:eastAsia="zh-CN"/>
+        </w:rPr>
+      </w:pPr>
+    </w:p>
+    <w:p>
+      <w:pPr>
+        <w:rPr>
+          <w:rFonts w:hint="eastAsia"/>
+          <w:lang w:val="en-US" w:eastAsia="zh-CN"/>
+        </w:rPr>
+      </w:pPr>
+      <w:r>
+        <w:rPr>
+          <w:rFonts w:hint="eastAsia"/>
+          <w:lang w:val="en-US" w:eastAsia="zh-CN"/>
+        </w:rPr>
+        <w:t>安卓常用的布局有哪些？各自的适用场景是什么？</w:t>
+      </w:r>
+    </w:p>
+    <w:p>
+      <w:pPr>
+        <w:rPr>
+          <w:rFonts w:hint="eastAsia"/>
+          <w:lang w:val="en-US" w:eastAsia="zh-CN"/>
+        </w:rPr>
+      </w:pPr>
+      <w:r>
+        <w:rPr>
+          <w:rFonts w:hint="eastAsia"/>
+          <w:lang w:val="en-US" w:eastAsia="zh-CN"/>
+        </w:rPr>
+        <w:t>答：LinearLayout（线性布局）：按水平 / 垂直方向排列组件，适合简单的线性布局（如导航栏、列表项）；</w:t>
+      </w:r>
+    </w:p>
+    <w:p>
+      <w:pPr>
+        <w:rPr>
+          <w:rFonts w:hint="eastAsia"/>
+          <w:lang w:val="en-US" w:eastAsia="zh-CN"/>
+        </w:rPr>
+      </w:pPr>
+      <w:r>
+        <w:rPr>
+          <w:rFonts w:hint="eastAsia"/>
+          <w:lang w:val="en-US" w:eastAsia="zh-CN"/>
+        </w:rPr>
+        <w:t>RelativeLayout（相对布局）：通过组件间相对位置排列，减少布局嵌套，适合复杂界面；</w:t>
+      </w:r>
+    </w:p>
+    <w:p>
+      <w:pPr>
+        <w:rPr>
+          <w:rFonts w:hint="eastAsia"/>
+          <w:lang w:val="en-US" w:eastAsia="zh-CN"/>
+        </w:rPr>
+      </w:pPr>
+      <w:r>
+        <w:rPr>
+          <w:rFonts w:hint="eastAsia"/>
+          <w:lang w:val="en-US" w:eastAsia="zh-CN"/>
+        </w:rPr>
+        <w:t>FrameLayout（帧布局）：组件堆叠显示，适合单一组件（如全屏图片）或需要叠加的场景（如图片 + 文字水印）；</w:t>
+      </w:r>
+    </w:p>
+    <w:p>
+      <w:pPr>
+        <w:rPr>
+          <w:rFonts w:hint="eastAsia"/>
+          <w:lang w:val="en-US" w:eastAsia="zh-CN"/>
+        </w:rPr>
+      </w:pPr>
+      <w:r>
+        <w:rPr>
+          <w:rFonts w:hint="eastAsia"/>
+          <w:lang w:val="en-US" w:eastAsia="zh-CN"/>
+        </w:rPr>
+        <w:t>ConstraintLayout（约束布局）：支持灵活的约束关系，可实现复杂界面且无嵌套，是官方推荐的主流布局（替代 RelativeLayout）；</w:t>
+      </w:r>
+    </w:p>
+    <w:p>
+      <w:pPr>
+        <w:rPr>
+          <w:rFonts w:hint="eastAsia"/>
+          <w:lang w:val="en-US" w:eastAsia="zh-CN"/>
+        </w:rPr>
+      </w:pPr>
+      <w:r>
+        <w:rPr>
+          <w:rFonts w:hint="eastAsia"/>
+          <w:lang w:val="en-US" w:eastAsia="zh-CN"/>
+        </w:rPr>
+        <w:t>RecyclerView（列表布局）：用于展示大量数据列表，复用 Item 视图，性能优于 ListView。</w:t>
+      </w:r>
+    </w:p>
+    <w:p>
+      <w:pPr>
+        <w:rPr>
+          <w:rFonts w:hint="eastAsia"/>
+          <w:lang w:val="en-US" w:eastAsia="zh-CN"/>
+        </w:rPr>
+      </w:pPr>
+    </w:p>
+    <w:p>
+      <w:pPr>
+        <w:rPr>
+          <w:rFonts w:hint="eastAsia"/>
+          <w:lang w:val="en-US" w:eastAsia="zh-CN"/>
+        </w:rPr>
+      </w:pPr>
+    </w:p>
+    <w:p>
+      <w:pPr>
+        <w:rPr>
+          <w:rFonts w:hint="eastAsia"/>
+          <w:lang w:val="en-US" w:eastAsia="zh-CN"/>
+        </w:rPr>
+      </w:pPr>
+    </w:p>
+    <w:p>
+      <w:pPr>
+        <w:rPr>
+          <w:rFonts w:hint="eastAsia"/>
+          <w:lang w:val="en-US" w:eastAsia="zh-CN"/>
+        </w:rPr>
+      </w:pPr>
+    </w:p>
+    <w:p>
+      <w:pPr>
+        <w:rPr>
+          <w:rFonts w:hint="eastAsia"/>
+          <w:lang w:val="en-US" w:eastAsia="zh-CN"/>
+        </w:rPr>
+      </w:pPr>
+    </w:p>
+    <w:p>
+      <w:pPr>
+        <w:rPr>
+          <w:rFonts w:hint="eastAsia"/>
+          <w:lang w:val="en-US" w:eastAsia="zh-CN"/>
+        </w:rPr>
+      </w:pPr>
+    </w:p>
+    <w:p>
+      <w:pPr>
+        <w:rPr>
+          <w:rFonts w:hint="eastAsia"/>
+          <w:lang w:val="en-US" w:eastAsia="zh-CN"/>
+        </w:rPr>
+      </w:pPr>
+      <w:r>
+        <w:rPr>
+          <w:rFonts w:hint="eastAsia"/>
+          <w:lang w:val="en-US" w:eastAsia="zh-CN"/>
+        </w:rPr>
+        <w:t>HTTP与HTPPS区别？</w:t>
+      </w:r>
+    </w:p>
+    <w:p>
+      <w:pPr>
+        <w:rPr>
+          <w:rFonts w:hint="default"/>
+          <w:lang w:val="en-US" w:eastAsia="zh-CN"/>
+        </w:rPr>
+      </w:pPr>
+      <w:r>
+        <w:rPr>
+          <w:rFonts w:hint="eastAsia"/>
+          <w:lang w:val="en-US" w:eastAsia="zh-CN"/>
+        </w:rPr>
+        <w:t>答：HTTP端口号80，https443；http明文传输，不验证服务器身份，数据被改了也不知道，有窃听、篡改、冒充风险，https加密传输；http基于tcp，https在TCP 和 HTTP 网络层之间加入了 SSL/TLS 安全协议，使得报文能够加密传输；HTTPS 多了加密解密，稍慢一点；TTPS 协议需要向 CA（证书权威机构）申请数字证书，来保证服务器的身份是可信的。</w:t>
+      </w:r>
+    </w:p>
+    <w:p>
+      <w:pPr>
+        <w:rPr>
+          <w:rFonts w:hint="eastAsia"/>
+          <w:lang w:val="en-US" w:eastAsia="zh-CN"/>
+        </w:rPr>
+      </w:pPr>
+    </w:p>
+    <w:p>
+      <w:pPr>
+        <w:rPr>
+          <w:rFonts w:hint="eastAsia"/>
+          <w:lang w:val="en-US" w:eastAsia="zh-CN"/>
+        </w:rPr>
+      </w:pPr>
+    </w:p>
+    <w:p>
+      <w:pPr>
+        <w:rPr>
+          <w:rFonts w:hint="eastAsia"/>
+          <w:lang w:val="en-US" w:eastAsia="zh-CN"/>
+        </w:rPr>
+      </w:pPr>
+    </w:p>
+    <w:p>
+      <w:pPr>
+        <w:rPr>
+          <w:rFonts w:hint="eastAsia"/>
+          <w:lang w:val="en-US" w:eastAsia="zh-CN"/>
+        </w:rPr>
+      </w:pPr>
+    </w:p>
+    <w:p>
+      <w:pPr>
+        <w:rPr>
+          <w:rFonts w:hint="eastAsia"/>
+          <w:lang w:val="en-US" w:eastAsia="zh-CN"/>
+        </w:rPr>
+      </w:pPr>
+    </w:p>
+    <w:p>
+      <w:pPr>
+        <w:rPr>
+          <w:rFonts w:hint="eastAsia"/>
+          <w:lang w:val="en-US" w:eastAsia="zh-CN"/>
+        </w:rPr>
+      </w:pPr>
+    </w:p>
+    <w:p>
+      <w:pPr>
+        <w:rPr>
+          <w:rFonts w:hint="eastAsia"/>
           <w:lang w:val="en-US" w:eastAsia="zh-CN"/>
         </w:rPr>
       </w:pPr>

--- a/面试/面试.docx
+++ b/面试/面试.docx
@@ -2060,385 +2060,1149 @@
         </w:rPr>
         <w:t>。</w:t>
       </w:r>
+    </w:p>
+    <w:p>
+      <w:pPr>
+        <w:rPr>
+          <w:rFonts w:ascii="Segoe UI" w:hAnsi="Segoe UI" w:cs="Segoe UI"/>
+          <w:shd w:val="clear" w:color="auto" w:fill="FFFFFF"/>
+        </w:rPr>
+      </w:pPr>
+      <w:r>
+        <w:rPr>
+          <w:rFonts w:ascii="Segoe UI" w:hAnsi="Segoe UI" w:cs="Segoe UI"/>
+          <w:shd w:val="clear" w:color="auto" w:fill="FFFFFF"/>
+        </w:rPr>
+        <w:t>AsyncListDiffer</w:t>
+      </w:r>
+      <w:r>
+        <w:rPr>
+          <w:rFonts w:hint="eastAsia" w:ascii="Segoe UI" w:hAnsi="Segoe UI" w:cs="Segoe UI"/>
+          <w:shd w:val="clear" w:color="auto" w:fill="FFFFFF"/>
+        </w:rPr>
+        <w:t>创建实例时，需要有两个关键参数：</w:t>
+      </w:r>
+    </w:p>
+    <w:p>
+      <w:pPr>
+        <w:rPr>
+          <w:rFonts w:ascii="Segoe UI" w:hAnsi="Segoe UI" w:cs="Segoe UI"/>
+          <w:shd w:val="clear" w:color="auto" w:fill="FFFFFF"/>
+        </w:rPr>
+      </w:pPr>
+      <w:r>
+        <w:rPr>
+          <w:rFonts w:hint="eastAsia" w:ascii="Segoe UI" w:hAnsi="Segoe UI" w:cs="Segoe UI"/>
+          <w:shd w:val="clear" w:color="auto" w:fill="FFFFFF"/>
+        </w:rPr>
+        <w:t>- 一个 Adapter 实例： AsyncListDiffer 需要知道计算出差异后，应该通知哪个 Adapter 去更新界面。</w:t>
+      </w:r>
+    </w:p>
+    <w:p>
+      <w:pPr>
+        <w:rPr>
+          <w:rFonts w:ascii="Segoe UI" w:hAnsi="Segoe UI" w:cs="Segoe UI"/>
+          <w:shd w:val="clear" w:color="auto" w:fill="FFFFFF"/>
+        </w:rPr>
+      </w:pPr>
+      <w:r>
+        <w:rPr>
+          <w:rFonts w:hint="eastAsia" w:ascii="Segoe UI" w:hAnsi="Segoe UI" w:cs="Segoe UI"/>
+          <w:shd w:val="clear" w:color="auto" w:fill="FFFFFF"/>
+        </w:rPr>
+        <w:t>- 一个 DiffUtil.ItemCallback 实例（比如你代码中的 DIFF_CALLBACK ）：提供DiffUtil差异计算的规则。</w:t>
+      </w:r>
+    </w:p>
+    <w:p>
+      <w:pPr>
+        <w:rPr>
+          <w:rFonts w:ascii="Segoe UI" w:hAnsi="Segoe UI" w:cs="Segoe UI"/>
+          <w:shd w:val="clear" w:color="auto" w:fill="FFFFFF"/>
+        </w:rPr>
+      </w:pPr>
+    </w:p>
+    <w:p>
+      <w:pPr>
+        <w:rPr>
+          <w:rFonts w:ascii="Segoe UI" w:hAnsi="Segoe UI" w:cs="Segoe UI"/>
+          <w:shd w:val="clear" w:color="auto" w:fill="FFFFFF"/>
+        </w:rPr>
+      </w:pPr>
+      <w:r>
+        <w:rPr>
+          <w:rFonts w:hint="eastAsia" w:ascii="Segoe UI" w:hAnsi="Segoe UI" w:cs="Segoe UI"/>
+          <w:shd w:val="clear" w:color="auto" w:fill="FFFFFF"/>
+        </w:rPr>
+        <w:t>具体流程：</w:t>
+      </w:r>
+    </w:p>
+    <w:p>
+      <w:pPr>
+        <w:rPr>
+          <w:rFonts w:ascii="Segoe UI" w:hAnsi="Segoe UI" w:cs="Segoe UI"/>
+          <w:shd w:val="clear" w:color="auto" w:fill="FFFFFF"/>
+        </w:rPr>
+      </w:pPr>
+      <w:r>
+        <w:rPr>
+          <w:rFonts w:hint="eastAsia" w:ascii="Segoe UI" w:hAnsi="Segoe UI" w:cs="Segoe UI"/>
+          <w:shd w:val="clear" w:color="auto" w:fill="FFFFFF"/>
+        </w:rPr>
+        <w:t>- 提交数据 ：当调用 submitList() 方法，把最新的数据列表交给 AsyncListDiffer 。</w:t>
+      </w:r>
+    </w:p>
+    <w:p>
+      <w:pPr>
+        <w:rPr>
+          <w:rFonts w:ascii="Segoe UI" w:hAnsi="Segoe UI" w:cs="Segoe UI"/>
+          <w:shd w:val="clear" w:color="auto" w:fill="FFFFFF"/>
+        </w:rPr>
+      </w:pPr>
+      <w:r>
+        <w:rPr>
+          <w:rFonts w:hint="eastAsia" w:ascii="Segoe UI" w:hAnsi="Segoe UI" w:cs="Segoe UI"/>
+          <w:shd w:val="clear" w:color="auto" w:fill="FFFFFF"/>
+        </w:rPr>
+        <w:t>- 后台计算 ： AsyncListDiffer 自动开启一个后台线程，让 DiffUtil 在这个线程里比较新旧两个列表的差异。</w:t>
+      </w:r>
+    </w:p>
+    <w:p>
+      <w:pPr>
+        <w:rPr>
+          <w:rFonts w:ascii="Segoe UI" w:hAnsi="Segoe UI" w:cs="Segoe UI"/>
+          <w:shd w:val="clear" w:color="auto" w:fill="FFFFFF"/>
+        </w:rPr>
+      </w:pPr>
+      <w:r>
+        <w:rPr>
+          <w:rFonts w:hint="eastAsia" w:ascii="Segoe UI" w:hAnsi="Segoe UI" w:cs="Segoe UI"/>
+          <w:shd w:val="clear" w:color="auto" w:fill="FFFFFF"/>
+        </w:rPr>
+        <w:t>- 生成结果 ： DiffUtil 计算出最小的更新步骤（比如哪些是新增的、哪些是改动的）。</w:t>
+      </w:r>
+    </w:p>
+    <w:p>
+      <w:pPr>
+        <w:rPr>
+          <w:rFonts w:ascii="Segoe UI" w:hAnsi="Segoe UI" w:cs="Segoe UI"/>
+          <w:shd w:val="clear" w:color="auto" w:fill="FFFFFF"/>
+        </w:rPr>
+      </w:pPr>
+      <w:r>
+        <w:rPr>
+          <w:rFonts w:hint="eastAsia" w:ascii="Segoe UI" w:hAnsi="Segoe UI" w:cs="Segoe UI"/>
+          <w:shd w:val="clear" w:color="auto" w:fill="FFFFFF"/>
+        </w:rPr>
+        <w:t>- 主线程更新 ： AsyncListDiffer 将计算结果切换回主线程，并自动调用 Adapter 的 notifyItemInserted() 、 notifyItemChanged() 等方法来刷新界面。</w:t>
+      </w:r>
+    </w:p>
+    <w:p>
+      <w:pPr>
+        <w:rPr>
+          <w:rFonts w:ascii="Segoe UI" w:hAnsi="Segoe UI" w:cs="Segoe UI"/>
+          <w:shd w:val="clear" w:color="auto" w:fill="FFFFFF"/>
+        </w:rPr>
+      </w:pPr>
+    </w:p>
+    <w:p>
+      <w:pPr>
+        <w:rPr>
+          <w:rFonts w:ascii="Segoe UI" w:hAnsi="Segoe UI" w:cs="Segoe UI"/>
+          <w:shd w:val="clear" w:color="auto" w:fill="FFFFFF"/>
+        </w:rPr>
+      </w:pPr>
+    </w:p>
+    <w:p>
+      <w:pPr>
+        <w:rPr>
+          <w:rFonts w:hint="eastAsia"/>
+        </w:rPr>
+      </w:pPr>
+    </w:p>
+    <w:p>
+      <w:pPr>
+        <w:rPr>
+          <w:rFonts w:hint="eastAsia"/>
+        </w:rPr>
+      </w:pPr>
+      <w:r>
+        <w:rPr>
+          <w:rFonts w:hint="eastAsia"/>
+        </w:rPr>
+        <w:t>安卓数据存储方式有哪些？</w:t>
+      </w:r>
+    </w:p>
+    <w:p>
+      <w:pPr>
+        <w:rPr>
+          <w:rFonts w:hint="eastAsia"/>
+        </w:rPr>
+      </w:pPr>
+      <w:r>
+        <w:rPr>
+          <w:rFonts w:hint="eastAsia"/>
+        </w:rPr>
+        <w:t>答：SharedPreferences：键值对存储，小数据；SQlite数据库：结构化存储，支持增删改查；文件存储；ContentProvider：用于跨应用共享数据，封装数据源。room：封装sqlite。</w:t>
+      </w:r>
+    </w:p>
+    <w:p>
+      <w:pPr>
+        <w:rPr>
+          <w:rFonts w:hint="eastAsia"/>
+        </w:rPr>
+      </w:pPr>
+    </w:p>
+    <w:p>
+      <w:pPr>
+        <w:rPr>
+          <w:rFonts w:hint="eastAsia"/>
+        </w:rPr>
+      </w:pPr>
+      <w:r>
+        <w:rPr>
+          <w:rFonts w:hint="eastAsia"/>
+        </w:rPr>
+        <w:t>SQlite数据库是如何实现数据库更新的？</w:t>
+      </w:r>
+    </w:p>
+    <w:p>
+      <w:pPr>
+        <w:rPr>
+          <w:rFonts w:hint="eastAsia"/>
+        </w:rPr>
+      </w:pPr>
+      <w:r>
+        <w:rPr>
+          <w:rFonts w:hint="eastAsia"/>
+        </w:rPr>
+        <w:t>答：创建帮助类，继承 SQLiteOpenHelper，重写 onCreate ()、onUpgrade ()。onUpgrade会根据新旧版本号判断是否要升级数据库。</w:t>
+      </w:r>
+    </w:p>
+    <w:p>
+      <w:pPr>
+        <w:rPr>
+          <w:rFonts w:hint="eastAsia"/>
+        </w:rPr>
+      </w:pPr>
+    </w:p>
+    <w:p>
+      <w:pPr>
+        <w:rPr>
+          <w:rFonts w:hint="eastAsia"/>
+        </w:rPr>
+      </w:pPr>
+      <w:r>
+        <w:rPr>
+          <w:rFonts w:hint="eastAsia"/>
+        </w:rPr>
+        <w:t>安卓常用的布局有哪些？各自的适用场景是什么？</w:t>
+      </w:r>
+    </w:p>
+    <w:p>
+      <w:pPr>
+        <w:rPr>
+          <w:rFonts w:hint="eastAsia"/>
+        </w:rPr>
+      </w:pPr>
+      <w:r>
+        <w:rPr>
+          <w:rFonts w:hint="eastAsia"/>
+        </w:rPr>
+        <w:t>答：LinearLayout（线性布局）：按水平 / 垂直方向排列组件，适合简单的线性布局（如导航栏、列表项）；</w:t>
+      </w:r>
+    </w:p>
+    <w:p>
+      <w:pPr>
+        <w:rPr>
+          <w:rFonts w:hint="eastAsia"/>
+        </w:rPr>
+      </w:pPr>
+      <w:r>
+        <w:rPr>
+          <w:rFonts w:hint="eastAsia"/>
+        </w:rPr>
+        <w:t>RelativeLayout（相对布局）：通过组件间相对位置排列，减少布局嵌套，适合复杂界面；</w:t>
+      </w:r>
+    </w:p>
+    <w:p>
+      <w:pPr>
+        <w:rPr>
+          <w:rFonts w:hint="eastAsia"/>
+        </w:rPr>
+      </w:pPr>
+      <w:r>
+        <w:rPr>
+          <w:rFonts w:hint="eastAsia"/>
+        </w:rPr>
+        <w:t>FrameLayout（帧布局）：组件堆叠显示，适合单一组件（如全屏图片）或需要叠加的场景（如图片 + 文字水印）；</w:t>
+      </w:r>
+    </w:p>
+    <w:p>
+      <w:pPr>
+        <w:rPr>
+          <w:rFonts w:hint="eastAsia"/>
+        </w:rPr>
+      </w:pPr>
+      <w:r>
+        <w:rPr>
+          <w:rFonts w:hint="eastAsia"/>
+        </w:rPr>
+        <w:t>ConstraintLayout（约束布局）：支持灵活的约束关系，可实现复杂界面且无嵌套，是官方推荐的主流布局（替代 RelativeLayout）；</w:t>
+      </w:r>
+    </w:p>
+    <w:p>
+      <w:pPr>
+        <w:rPr>
+          <w:rFonts w:hint="eastAsia"/>
+        </w:rPr>
+      </w:pPr>
+      <w:r>
+        <w:rPr>
+          <w:rFonts w:hint="eastAsia"/>
+        </w:rPr>
+        <w:t>RecyclerView（列表布局）：用于展示大量数据列表，复用 Item 视图，性能优于 ListView。</w:t>
+      </w:r>
+    </w:p>
+    <w:p>
+      <w:pPr>
+        <w:rPr>
+          <w:rFonts w:hint="eastAsia"/>
+        </w:rPr>
+      </w:pPr>
+    </w:p>
+    <w:p>
+      <w:pPr>
+        <w:rPr>
+          <w:rFonts w:hint="eastAsia"/>
+        </w:rPr>
+      </w:pPr>
+    </w:p>
+    <w:p>
+      <w:pPr>
+        <w:rPr>
+          <w:rFonts w:hint="eastAsia"/>
+        </w:rPr>
+      </w:pPr>
+    </w:p>
+    <w:p>
+      <w:pPr>
+        <w:rPr>
+          <w:rFonts w:hint="eastAsia"/>
+        </w:rPr>
+      </w:pPr>
+    </w:p>
+    <w:p>
+      <w:pPr>
+        <w:rPr>
+          <w:rFonts w:hint="eastAsia"/>
+        </w:rPr>
+      </w:pPr>
+    </w:p>
+    <w:p>
+      <w:pPr>
+        <w:rPr>
+          <w:rFonts w:hint="eastAsia"/>
+        </w:rPr>
+      </w:pPr>
+    </w:p>
+    <w:p>
+      <w:pPr>
+        <w:rPr>
+          <w:rFonts w:hint="eastAsia"/>
+        </w:rPr>
+      </w:pPr>
+    </w:p>
+    <w:p>
+      <w:pPr>
+        <w:rPr>
+          <w:rFonts w:hint="eastAsia"/>
+        </w:rPr>
+      </w:pPr>
+    </w:p>
+    <w:p>
+      <w:pPr>
+        <w:rPr>
+          <w:rFonts w:hint="eastAsia"/>
+        </w:rPr>
+      </w:pPr>
+    </w:p>
+    <w:p>
+      <w:pPr>
+        <w:rPr>
+          <w:rFonts w:hint="eastAsia"/>
+        </w:rPr>
+      </w:pPr>
+    </w:p>
+    <w:p>
+      <w:pPr>
+        <w:rPr>
+          <w:rFonts w:hint="eastAsia"/>
+        </w:rPr>
+      </w:pPr>
+    </w:p>
+    <w:p>
+      <w:pPr>
+        <w:rPr>
+          <w:rFonts w:hint="eastAsia"/>
+        </w:rPr>
+      </w:pPr>
+    </w:p>
+    <w:p>
+      <w:pPr>
+        <w:rPr>
+          <w:rFonts w:hint="eastAsia"/>
+        </w:rPr>
+      </w:pPr>
+    </w:p>
+    <w:p>
+      <w:pPr>
+        <w:rPr>
+          <w:rFonts w:hint="eastAsia"/>
+        </w:rPr>
+      </w:pPr>
+    </w:p>
+    <w:p>
+      <w:pPr>
+        <w:rPr>
+          <w:rFonts w:hint="eastAsia"/>
+        </w:rPr>
+      </w:pPr>
+    </w:p>
+    <w:p>
+      <w:pPr>
+        <w:rPr>
+          <w:rFonts w:hint="eastAsia"/>
+        </w:rPr>
+      </w:pPr>
+    </w:p>
+    <w:p>
+      <w:pPr>
+        <w:rPr>
+          <w:rFonts w:hint="eastAsia"/>
+        </w:rPr>
+      </w:pPr>
+    </w:p>
+    <w:p>
+      <w:pPr>
+        <w:rPr>
+          <w:rFonts w:hint="eastAsia"/>
+        </w:rPr>
+      </w:pPr>
+      <w:r>
+        <w:rPr>
+          <w:rFonts w:hint="eastAsia"/>
+        </w:rPr>
+        <w:t>HTTP与HTPPS区别？</w:t>
+      </w:r>
+    </w:p>
+    <w:p>
+      <w:pPr>
+        <w:rPr>
+          <w:rFonts w:hint="eastAsia"/>
+        </w:rPr>
+      </w:pPr>
+      <w:r>
+        <w:rPr>
+          <w:rFonts w:hint="eastAsia"/>
+        </w:rPr>
+        <w:t>答：HTTP端口号80，https443；http明文传输，不验证服务器身份，数据被改了也不知道，有窃听、篡改、冒充风险，https加密传输；http基于tcp，https在TCP 和 HTTP 网络层之间加入了 SSL/TLS 安全协议，使得报文能够加密传输；HTTPS 多了加密解密，稍慢一点；TTPS 协议需要向 CA（证书权威机构）申请数字证书，来保证服务器的身份是可信的。</w:t>
+      </w:r>
+    </w:p>
+    <w:p>
+      <w:pPr>
+        <w:rPr>
+          <w:rFonts w:hint="eastAsia"/>
+        </w:rPr>
+      </w:pPr>
+    </w:p>
+    <w:p>
+      <w:pPr>
+        <w:rPr>
+          <w:rFonts w:hint="eastAsia"/>
+          <w:lang w:val="en-US" w:eastAsia="zh-CN"/>
+        </w:rPr>
+      </w:pPr>
+      <w:r>
+        <w:rPr>
+          <w:rFonts w:hint="eastAsia"/>
+          <w:lang w:val="en-US" w:eastAsia="zh-CN"/>
+        </w:rPr>
+        <w:t>HTTP从1.0到3.0的区别？</w:t>
+      </w:r>
+    </w:p>
+    <w:p>
+      <w:pPr>
+        <w:rPr>
+          <w:rFonts w:hint="eastAsia"/>
+          <w:lang w:val="en-US" w:eastAsia="zh-CN"/>
+        </w:rPr>
+      </w:pPr>
+    </w:p>
+    <w:p>
+      <w:pPr>
+        <w:rPr>
+          <w:rFonts w:hint="eastAsia"/>
+          <w:lang w:val="en-US" w:eastAsia="zh-CN"/>
+        </w:rPr>
+      </w:pPr>
+      <w:r>
+        <w:rPr>
+          <w:rFonts w:hint="eastAsia"/>
+          <w:lang w:val="en-US" w:eastAsia="zh-CN"/>
+        </w:rPr>
+        <w:t>HTTP1.0与1.1区别？</w:t>
+      </w:r>
+    </w:p>
+    <w:p>
+      <w:pPr>
+        <w:rPr>
+          <w:rFonts w:hint="default"/>
+          <w:lang w:val="en-US" w:eastAsia="zh-CN"/>
+        </w:rPr>
+      </w:pPr>
+      <w:r>
+        <w:rPr>
+          <w:rFonts w:hint="eastAsia"/>
+          <w:lang w:val="en-US" w:eastAsia="zh-CN"/>
+        </w:rPr>
+        <w:t>答：</w:t>
+      </w:r>
+    </w:p>
+    <w:p>
+      <w:pPr>
+        <w:rPr>
+          <w:rFonts w:hint="eastAsia"/>
+          <w:lang w:val="en-US" w:eastAsia="zh-CN"/>
+        </w:rPr>
+      </w:pPr>
+      <w:r>
+        <w:rPr>
+          <w:rFonts w:hint="eastAsia"/>
+          <w:lang w:val="en-US" w:eastAsia="zh-CN"/>
+        </w:rPr>
+        <w:t>连接方式不同：</w:t>
+      </w:r>
+    </w:p>
+    <w:p>
+      <w:pPr>
+        <w:rPr>
+          <w:rFonts w:hint="eastAsia"/>
+          <w:lang w:val="en-US" w:eastAsia="zh-CN"/>
+        </w:rPr>
+      </w:pPr>
+      <w:r>
+        <w:rPr>
+          <w:rFonts w:hint="eastAsia"/>
+          <w:lang w:val="en-US" w:eastAsia="zh-CN"/>
+        </w:rPr>
+        <w:t>1.0 默认短连接，一次请求就断开，每次都要重新三次握手。</w:t>
+      </w:r>
+    </w:p>
+    <w:p>
+      <w:pPr>
+        <w:rPr>
+          <w:rFonts w:hint="eastAsia"/>
+          <w:lang w:val="en-US" w:eastAsia="zh-CN"/>
+        </w:rPr>
+      </w:pPr>
+      <w:r>
+        <w:rPr>
+          <w:rFonts w:hint="eastAsia"/>
+          <w:lang w:val="en-US" w:eastAsia="zh-CN"/>
+        </w:rPr>
+        <w:t>1.1 默认长连接（Keep-Alive），一个 TCP 连接可以复用多个请求，大幅减少开销。</w:t>
+      </w:r>
+    </w:p>
+    <w:p>
+      <w:pPr>
+        <w:rPr>
+          <w:rFonts w:hint="eastAsia"/>
+          <w:lang w:val="en-US" w:eastAsia="zh-CN"/>
+        </w:rPr>
+      </w:pPr>
+      <w:r>
+        <w:rPr>
+          <w:rFonts w:hint="eastAsia"/>
+          <w:lang w:val="en-US" w:eastAsia="zh-CN"/>
+        </w:rPr>
+        <w:t>是否支持管道化请求：</w:t>
+      </w:r>
+    </w:p>
+    <w:p>
+      <w:pPr>
+        <w:rPr>
+          <w:rFonts w:hint="eastAsia"/>
+          <w:lang w:val="en-US" w:eastAsia="zh-CN"/>
+        </w:rPr>
+      </w:pPr>
+      <w:r>
+        <w:rPr>
+          <w:rFonts w:hint="eastAsia"/>
+          <w:lang w:val="en-US" w:eastAsia="zh-CN"/>
+        </w:rPr>
+        <w:t>1.0 只能串行请求，必须等上一个响应回来才能发下一个。</w:t>
+      </w:r>
+    </w:p>
+    <w:p>
+      <w:pPr>
+        <w:rPr>
+          <w:rFonts w:hint="eastAsia"/>
+          <w:lang w:val="en-US" w:eastAsia="zh-CN"/>
+        </w:rPr>
+      </w:pPr>
+      <w:r>
+        <w:rPr>
+          <w:rFonts w:hint="eastAsia"/>
+          <w:lang w:val="en-US" w:eastAsia="zh-CN"/>
+        </w:rPr>
+        <w:t>1.1 支持流水线请求，可以连续发送多个请求，但响应仍需按顺序返回，队头阻塞（排在前面的请求卡住了，导致后面所有请求都得等着，没法并行处理）依然存在。</w:t>
+      </w:r>
+    </w:p>
+    <w:p>
+      <w:pPr>
+        <w:rPr>
+          <w:rFonts w:hint="eastAsia"/>
+          <w:lang w:val="en-US" w:eastAsia="zh-CN"/>
+        </w:rPr>
+      </w:pPr>
+      <w:r>
+        <w:rPr>
+          <w:rFonts w:hint="eastAsia"/>
+          <w:lang w:val="en-US" w:eastAsia="zh-CN"/>
+        </w:rPr>
+        <w:t>请求方法更多：</w:t>
+      </w:r>
+    </w:p>
+    <w:p>
+      <w:pPr>
+        <w:rPr>
+          <w:rFonts w:hint="eastAsia"/>
+          <w:lang w:val="en-US" w:eastAsia="zh-CN"/>
+        </w:rPr>
+      </w:pPr>
+      <w:r>
+        <w:rPr>
+          <w:rFonts w:hint="eastAsia"/>
+          <w:lang w:val="en-US" w:eastAsia="zh-CN"/>
+        </w:rPr>
+        <w:t>1.0只有GET/POST/HEAD请求。1.1 新增 PUT、DELETE、OPTIONS、TRACE 等方法，功能更完整。</w:t>
+      </w:r>
+    </w:p>
+    <w:p>
+      <w:pPr>
+        <w:rPr>
+          <w:rFonts w:hint="eastAsia"/>
+          <w:lang w:val="en-US" w:eastAsia="zh-CN"/>
+        </w:rPr>
+      </w:pPr>
+    </w:p>
+    <w:p>
+      <w:pPr>
+        <w:rPr>
+          <w:rFonts w:hint="eastAsia"/>
+          <w:lang w:val="en-US" w:eastAsia="zh-CN"/>
+        </w:rPr>
+      </w:pPr>
+      <w:r>
+        <w:rPr>
+          <w:rFonts w:hint="eastAsia"/>
+          <w:lang w:val="en-US" w:eastAsia="zh-CN"/>
+        </w:rPr>
+        <w:t>HTTPS原理是什么？</w:t>
+      </w:r>
+    </w:p>
+    <w:p>
+      <w:pPr>
+        <w:rPr>
+          <w:rFonts w:hint="eastAsia"/>
+          <w:lang w:val="en-US" w:eastAsia="zh-CN"/>
+        </w:rPr>
+      </w:pPr>
+      <w:r>
+        <w:rPr>
+          <w:rFonts w:hint="eastAsia"/>
+          <w:lang w:val="en-US" w:eastAsia="zh-CN"/>
+        </w:rPr>
+        <w:t>答：HTTPS 本质上就是HTTP 加上 SSL/TLS 加密层，相比明文传输的 HTTP，它能解决数据窃听、篡改和身份冒充的安全问题。https原理是：先用非对称加密安全交换对称加密的密钥，再用对称加密高效传输业务数据，同时借助数字证书验证服务器身份。目的是保证通信双方可信，最终实现整个传输过程的加密、完整与可信。</w:t>
+      </w:r>
+    </w:p>
+    <w:p>
+      <w:pPr>
+        <w:rPr>
+          <w:rFonts w:hint="eastAsia"/>
+          <w:lang w:val="en-US" w:eastAsia="zh-CN"/>
+        </w:rPr>
+      </w:pPr>
+    </w:p>
+    <w:p>
+      <w:pPr>
+        <w:rPr>
+          <w:rFonts w:hint="eastAsia"/>
+          <w:lang w:val="en-US" w:eastAsia="zh-CN"/>
+        </w:rPr>
+      </w:pPr>
+      <w:r>
+        <w:rPr>
+          <w:rFonts w:hint="eastAsia"/>
+          <w:lang w:val="en-US" w:eastAsia="zh-CN"/>
+        </w:rPr>
+        <w:t>什么是对称加密，什么是非对称加密？</w:t>
+      </w:r>
+    </w:p>
+    <w:p>
+      <w:pPr>
+        <w:rPr>
+          <w:rFonts w:hint="eastAsia"/>
+          <w:lang w:val="en-US" w:eastAsia="zh-CN"/>
+        </w:rPr>
+      </w:pPr>
+      <w:r>
+        <w:rPr>
+          <w:rFonts w:hint="eastAsia"/>
+          <w:lang w:val="en-US" w:eastAsia="zh-CN"/>
+        </w:rPr>
+        <w:t>答：对称加密：加密解密用同一把密钥；速度快，适合传输大量数据；非对称加密（公钥 + 私钥）：公钥公开，私钥保密；公钥加密，只能私钥解密；私钥签名只能公钥验证；速度慢，不适合大量数据。</w:t>
+      </w:r>
+    </w:p>
+    <w:p>
+      <w:pPr>
+        <w:rPr>
+          <w:rFonts w:hint="eastAsia"/>
+          <w:lang w:val="en-US" w:eastAsia="zh-CN"/>
+        </w:rPr>
+      </w:pPr>
+    </w:p>
+    <w:p>
+      <w:pPr>
+        <w:rPr>
+          <w:rFonts w:hint="default"/>
+          <w:lang w:val="en-US" w:eastAsia="zh-CN"/>
+        </w:rPr>
+      </w:pPr>
+      <w:r>
+        <w:rPr>
+          <w:rFonts w:hint="eastAsia"/>
+          <w:lang w:val="en-US" w:eastAsia="zh-CN"/>
+        </w:rPr>
+        <w:t>什么是签名？什么是验证？</w:t>
+      </w:r>
+    </w:p>
+    <w:p>
+      <w:pPr>
+        <w:rPr>
+          <w:rFonts w:hint="default"/>
+          <w:lang w:val="en-US" w:eastAsia="zh-CN"/>
+        </w:rPr>
+      </w:pPr>
+      <w:r>
+        <w:rPr>
+          <w:rFonts w:hint="eastAsia"/>
+          <w:lang w:val="en-US" w:eastAsia="zh-CN"/>
+        </w:rPr>
+        <w:t>答：用私钥加密就称作签名；用公钥解密称作验证。</w:t>
+      </w:r>
+    </w:p>
+    <w:p>
+      <w:pPr>
+        <w:rPr>
+          <w:rFonts w:hint="eastAsia"/>
+          <w:lang w:val="en-US" w:eastAsia="zh-CN"/>
+        </w:rPr>
+      </w:pPr>
+    </w:p>
+    <w:p>
+      <w:pPr>
+        <w:rPr>
+          <w:rFonts w:hint="eastAsia"/>
+          <w:lang w:val="en-US" w:eastAsia="zh-CN"/>
+        </w:rPr>
+      </w:pPr>
+      <w:r>
+        <w:rPr>
+          <w:rFonts w:hint="eastAsia"/>
+          <w:lang w:val="en-US" w:eastAsia="zh-CN"/>
+        </w:rPr>
+        <w:t>为什么对称加密和非对称加密速度不一样？</w:t>
+      </w:r>
+    </w:p>
+    <w:p>
+      <w:pPr>
+        <w:rPr>
+          <w:rFonts w:hint="default"/>
+          <w:lang w:val="en-US" w:eastAsia="zh-CN"/>
+        </w:rPr>
+      </w:pPr>
+      <w:r>
+        <w:rPr>
+          <w:rFonts w:hint="eastAsia"/>
+          <w:lang w:val="en-US" w:eastAsia="zh-CN"/>
+        </w:rPr>
+        <w:t>答：对称加密（AES）：简单异或、替换、移位 → 极快，非对称加密（RSA/ECC）：大数幂运算、模逆运算 → 极慢。速度差距可能是 几十倍～上百倍。</w:t>
+      </w:r>
+    </w:p>
+    <w:p>
+      <w:pPr>
+        <w:rPr>
+          <w:rFonts w:hint="default"/>
+          <w:lang w:val="en-US" w:eastAsia="zh-CN"/>
+        </w:rPr>
+      </w:pPr>
+    </w:p>
+    <w:p>
+      <w:pPr>
+        <w:rPr>
+          <w:rFonts w:hint="default"/>
+          <w:lang w:val="en-US" w:eastAsia="zh-CN"/>
+        </w:rPr>
+      </w:pPr>
+      <w:r>
+        <w:rPr>
+          <w:rFonts w:hint="eastAsia"/>
+          <w:lang w:val="en-US" w:eastAsia="zh-CN"/>
+        </w:rPr>
+        <w:t>详细说说HTTPS握手过程/TLS握手过程？</w:t>
+      </w:r>
+    </w:p>
+    <w:p>
+      <w:pPr>
+        <w:rPr>
+          <w:rFonts w:hint="eastAsia"/>
+          <w:lang w:val="en-US" w:eastAsia="zh-CN"/>
+        </w:rPr>
+      </w:pPr>
+      <w:r>
+        <w:rPr>
+          <w:rFonts w:hint="eastAsia"/>
+          <w:lang w:val="en-US" w:eastAsia="zh-CN"/>
+        </w:rPr>
+        <w:t>答：</w:t>
+      </w:r>
+    </w:p>
+    <w:p>
+      <w:pPr>
+        <w:rPr>
+          <w:rFonts w:hint="eastAsia"/>
+          <w:lang w:val="en-US" w:eastAsia="zh-CN"/>
+        </w:rPr>
+      </w:pPr>
+      <w:r>
+        <w:rPr>
+          <w:rFonts w:hint="eastAsia"/>
+          <w:lang w:val="en-US" w:eastAsia="zh-CN"/>
+        </w:rPr>
+        <w:t>HTTPS 其实就是在 HTTP 外面加了一层 SSL/TLS 安全层，整个过程分为握手阶段和加密传输阶段。标准的 TLS 握手大致是 2-RTT、7 步左右，核心就是协商加密、验证身份、交换密钥。</w:t>
+      </w:r>
+    </w:p>
+    <w:p>
+      <w:pPr>
+        <w:rPr>
+          <w:rFonts w:hint="eastAsia"/>
+          <w:lang w:val="en-US" w:eastAsia="zh-CN"/>
+        </w:rPr>
+      </w:pPr>
+      <w:r>
+        <w:rPr>
+          <w:rFonts w:hint="eastAsia"/>
+          <w:lang w:val="en-US" w:eastAsia="zh-CN"/>
+        </w:rPr>
+        <w:t xml:space="preserve">首先客户端发起 </w:t>
+      </w:r>
+      <w:r>
+        <w:rPr>
+          <w:rFonts w:hint="eastAsia"/>
+          <w:highlight w:val="yellow"/>
+          <w:lang w:val="en-US" w:eastAsia="zh-CN"/>
+        </w:rPr>
+        <w:t>Client Hello</w:t>
+      </w:r>
+      <w:r>
+        <w:rPr>
+          <w:rFonts w:hint="eastAsia"/>
+          <w:lang w:val="en-US" w:eastAsia="zh-CN"/>
+        </w:rPr>
+        <w:t>，把支持的 TLS 版本、加密套件列表、客户端随机数发给服务端，告诉服务器自己能支持哪些加密方式。</w:t>
+      </w:r>
+    </w:p>
+    <w:p>
+      <w:pPr>
+        <w:rPr>
+          <w:rFonts w:hint="eastAsia"/>
+          <w:lang w:val="en-US" w:eastAsia="zh-CN"/>
+        </w:rPr>
+      </w:pPr>
+      <w:r>
+        <w:rPr>
+          <w:rFonts w:hint="eastAsia"/>
+          <w:lang w:val="en-US" w:eastAsia="zh-CN"/>
+        </w:rPr>
+        <w:t xml:space="preserve">服务端回复 </w:t>
+      </w:r>
+      <w:r>
+        <w:rPr>
+          <w:rFonts w:hint="eastAsia"/>
+          <w:highlight w:val="yellow"/>
+          <w:lang w:val="en-US" w:eastAsia="zh-CN"/>
+        </w:rPr>
+        <w:t>Server Hello</w:t>
+      </w:r>
+      <w:r>
+        <w:rPr>
+          <w:rFonts w:hint="eastAsia"/>
+          <w:lang w:val="en-US" w:eastAsia="zh-CN"/>
+        </w:rPr>
+        <w:t>，选定最终的 TLS 版本和加密套件，同时返回服务端随机数。</w:t>
+      </w:r>
+    </w:p>
+    <w:p>
+      <w:pPr>
+        <w:rPr>
+          <w:rFonts w:hint="eastAsia"/>
+          <w:lang w:val="en-US" w:eastAsia="zh-CN"/>
+        </w:rPr>
+      </w:pPr>
+      <w:r>
+        <w:rPr>
+          <w:rFonts w:hint="eastAsia"/>
+          <w:lang w:val="en-US" w:eastAsia="zh-CN"/>
+        </w:rPr>
+        <w:t xml:space="preserve">接着服务端发送 </w:t>
+      </w:r>
+      <w:r>
+        <w:rPr>
+          <w:rFonts w:hint="eastAsia"/>
+          <w:highlight w:val="yellow"/>
+          <w:lang w:val="en-US" w:eastAsia="zh-CN"/>
+        </w:rPr>
+        <w:t>数字证书</w:t>
+      </w:r>
+      <w:r>
+        <w:rPr>
+          <w:rFonts w:hint="eastAsia"/>
+          <w:lang w:val="en-US" w:eastAsia="zh-CN"/>
+        </w:rPr>
+        <w:t>，里面包含服务器公钥、域名、有效期和 CA 签名，用来证明自身身份。</w:t>
+      </w:r>
+    </w:p>
+    <w:p>
+      <w:pPr>
+        <w:rPr>
+          <w:rFonts w:hint="eastAsia"/>
+          <w:lang w:val="en-US" w:eastAsia="zh-CN"/>
+        </w:rPr>
+      </w:pPr>
+      <w:r>
+        <w:rPr>
+          <w:rFonts w:hint="eastAsia"/>
+          <w:lang w:val="en-US" w:eastAsia="zh-CN"/>
+        </w:rPr>
+        <w:t xml:space="preserve">服务端发送 </w:t>
+      </w:r>
+      <w:r>
+        <w:rPr>
+          <w:rFonts w:hint="eastAsia"/>
+          <w:highlight w:val="yellow"/>
+          <w:lang w:val="en-US" w:eastAsia="zh-CN"/>
+        </w:rPr>
+        <w:t>Server Hello Done</w:t>
+      </w:r>
+      <w:r>
+        <w:rPr>
+          <w:rFonts w:hint="eastAsia"/>
+          <w:lang w:val="en-US" w:eastAsia="zh-CN"/>
+        </w:rPr>
+        <w:t>，表示协商信息发送完毕。</w:t>
+      </w:r>
+    </w:p>
+    <w:p>
+      <w:pPr>
+        <w:rPr>
+          <w:rFonts w:hint="eastAsia"/>
+          <w:lang w:val="en-US" w:eastAsia="zh-CN"/>
+        </w:rPr>
+      </w:pPr>
+      <w:r>
+        <w:rPr>
+          <w:rFonts w:hint="eastAsia"/>
+          <w:lang w:val="en-US" w:eastAsia="zh-CN"/>
+        </w:rPr>
+        <w:t>客户端拿到证书后开始</w:t>
+      </w:r>
+      <w:r>
+        <w:rPr>
+          <w:rFonts w:hint="eastAsia"/>
+          <w:highlight w:val="yellow"/>
+          <w:lang w:val="en-US" w:eastAsia="zh-CN"/>
+        </w:rPr>
+        <w:t>验证证书合法性</w:t>
+      </w:r>
+      <w:r>
+        <w:rPr>
+          <w:rFonts w:hint="eastAsia"/>
+          <w:lang w:val="en-US" w:eastAsia="zh-CN"/>
+        </w:rPr>
+        <w:t>：用系统（浏览器）内置的CA公钥校验签名、检查域名、有效期和吊销状态，验证通过才会继续。</w:t>
+      </w:r>
+    </w:p>
+    <w:p>
+      <w:pPr>
+        <w:rPr>
+          <w:rFonts w:hint="eastAsia"/>
+          <w:lang w:val="en-US" w:eastAsia="zh-CN"/>
+        </w:rPr>
+      </w:pPr>
+      <w:r>
+        <w:rPr>
+          <w:rFonts w:hint="eastAsia"/>
+          <w:lang w:val="en-US" w:eastAsia="zh-CN"/>
+        </w:rPr>
+        <w:t>然后客户端生成</w:t>
+      </w:r>
+      <w:r>
+        <w:rPr>
+          <w:rFonts w:hint="eastAsia"/>
+          <w:highlight w:val="yellow"/>
+          <w:lang w:val="en-US" w:eastAsia="zh-CN"/>
+        </w:rPr>
+        <w:t>预主密钥</w:t>
+      </w:r>
+      <w:r>
+        <w:rPr>
+          <w:rFonts w:hint="eastAsia"/>
+          <w:lang w:val="en-US" w:eastAsia="zh-CN"/>
+        </w:rPr>
+        <w:t>，用服务器公钥加密后发给服务端，服务端用私钥解密得到预主密钥。</w:t>
+      </w:r>
+    </w:p>
+    <w:p>
+      <w:pPr>
+        <w:rPr>
+          <w:rFonts w:hint="eastAsia"/>
+          <w:lang w:val="en-US" w:eastAsia="zh-CN"/>
+        </w:rPr>
+      </w:pPr>
+      <w:r>
+        <w:rPr>
+          <w:rFonts w:hint="eastAsia"/>
+          <w:lang w:val="en-US" w:eastAsia="zh-CN"/>
+        </w:rPr>
+        <w:t xml:space="preserve">此时双方都拥有两个随机数 + 预主密钥，通过相同算法计算出 </w:t>
+      </w:r>
+      <w:r>
+        <w:rPr>
+          <w:rFonts w:hint="eastAsia"/>
+          <w:highlight w:val="yellow"/>
+          <w:lang w:val="en-US" w:eastAsia="zh-CN"/>
+        </w:rPr>
+        <w:t>主密钥</w:t>
+      </w:r>
+      <w:r>
+        <w:rPr>
+          <w:rFonts w:hint="eastAsia"/>
+          <w:highlight w:val="none"/>
+          <w:lang w:val="en-US" w:eastAsia="zh-CN"/>
+        </w:rPr>
+        <w:t>，</w:t>
+      </w:r>
+      <w:r>
+        <w:rPr>
+          <w:rFonts w:hint="eastAsia"/>
+          <w:lang w:val="en-US" w:eastAsia="zh-CN"/>
+        </w:rPr>
+        <w:t>用于后续数据加密。</w:t>
+      </w:r>
       <w:bookmarkStart w:id="1" w:name="_GoBack"/>
       <w:bookmarkEnd w:id="1"/>
     </w:p>
     <w:p>
       <w:pPr>
         <w:rPr>
-          <w:rFonts w:ascii="Segoe UI" w:hAnsi="Segoe UI" w:cs="Segoe UI"/>
-          <w:shd w:val="clear" w:color="auto" w:fill="FFFFFF"/>
-        </w:rPr>
-      </w:pPr>
-      <w:r>
-        <w:rPr>
-          <w:rFonts w:ascii="Segoe UI" w:hAnsi="Segoe UI" w:cs="Segoe UI"/>
-          <w:shd w:val="clear" w:color="auto" w:fill="FFFFFF"/>
-        </w:rPr>
-        <w:t>AsyncListDiffer</w:t>
-      </w:r>
-      <w:r>
-        <w:rPr>
-          <w:rFonts w:hint="eastAsia" w:ascii="Segoe UI" w:hAnsi="Segoe UI" w:cs="Segoe UI"/>
-          <w:shd w:val="clear" w:color="auto" w:fill="FFFFFF"/>
-        </w:rPr>
-        <w:t>创建实例时，需要有两个关键参数：</w:t>
-      </w:r>
-    </w:p>
-    <w:p>
-      <w:pPr>
-        <w:rPr>
-          <w:rFonts w:ascii="Segoe UI" w:hAnsi="Segoe UI" w:cs="Segoe UI"/>
-          <w:shd w:val="clear" w:color="auto" w:fill="FFFFFF"/>
-        </w:rPr>
-      </w:pPr>
-      <w:r>
-        <w:rPr>
-          <w:rFonts w:hint="eastAsia" w:ascii="Segoe UI" w:hAnsi="Segoe UI" w:cs="Segoe UI"/>
-          <w:shd w:val="clear" w:color="auto" w:fill="FFFFFF"/>
-        </w:rPr>
-        <w:t>- 一个 Adapter 实例： AsyncListDiffer 需要知道计算出差异后，应该通知哪个 Adapter 去更新界面。</w:t>
-      </w:r>
-    </w:p>
-    <w:p>
-      <w:pPr>
-        <w:rPr>
-          <w:rFonts w:ascii="Segoe UI" w:hAnsi="Segoe UI" w:cs="Segoe UI"/>
-          <w:shd w:val="clear" w:color="auto" w:fill="FFFFFF"/>
-        </w:rPr>
-      </w:pPr>
-      <w:r>
-        <w:rPr>
-          <w:rFonts w:hint="eastAsia" w:ascii="Segoe UI" w:hAnsi="Segoe UI" w:cs="Segoe UI"/>
-          <w:shd w:val="clear" w:color="auto" w:fill="FFFFFF"/>
-        </w:rPr>
-        <w:t>- 一个 DiffUtil.ItemCallback 实例（比如你代码中的 DIFF_CALLBACK ）：提供DiffUtil差异计算的规则。</w:t>
-      </w:r>
-    </w:p>
-    <w:p>
-      <w:pPr>
-        <w:rPr>
-          <w:rFonts w:ascii="Segoe UI" w:hAnsi="Segoe UI" w:cs="Segoe UI"/>
-          <w:shd w:val="clear" w:color="auto" w:fill="FFFFFF"/>
-        </w:rPr>
-      </w:pPr>
-    </w:p>
-    <w:p>
-      <w:pPr>
-        <w:rPr>
-          <w:rFonts w:ascii="Segoe UI" w:hAnsi="Segoe UI" w:cs="Segoe UI"/>
-          <w:shd w:val="clear" w:color="auto" w:fill="FFFFFF"/>
-        </w:rPr>
-      </w:pPr>
-      <w:r>
-        <w:rPr>
-          <w:rFonts w:hint="eastAsia" w:ascii="Segoe UI" w:hAnsi="Segoe UI" w:cs="Segoe UI"/>
-          <w:shd w:val="clear" w:color="auto" w:fill="FFFFFF"/>
-        </w:rPr>
-        <w:t>具体流程：</w:t>
-      </w:r>
-    </w:p>
-    <w:p>
-      <w:pPr>
-        <w:rPr>
-          <w:rFonts w:ascii="Segoe UI" w:hAnsi="Segoe UI" w:cs="Segoe UI"/>
-          <w:shd w:val="clear" w:color="auto" w:fill="FFFFFF"/>
-        </w:rPr>
-      </w:pPr>
-      <w:r>
-        <w:rPr>
-          <w:rFonts w:hint="eastAsia" w:ascii="Segoe UI" w:hAnsi="Segoe UI" w:cs="Segoe UI"/>
-          <w:shd w:val="clear" w:color="auto" w:fill="FFFFFF"/>
-        </w:rPr>
-        <w:t>- 提交数据 ：当调用 submitList() 方法，把最新的数据列表交给 AsyncListDiffer 。</w:t>
-      </w:r>
-    </w:p>
-    <w:p>
-      <w:pPr>
-        <w:rPr>
-          <w:rFonts w:ascii="Segoe UI" w:hAnsi="Segoe UI" w:cs="Segoe UI"/>
-          <w:shd w:val="clear" w:color="auto" w:fill="FFFFFF"/>
-        </w:rPr>
-      </w:pPr>
-      <w:r>
-        <w:rPr>
-          <w:rFonts w:hint="eastAsia" w:ascii="Segoe UI" w:hAnsi="Segoe UI" w:cs="Segoe UI"/>
-          <w:shd w:val="clear" w:color="auto" w:fill="FFFFFF"/>
-        </w:rPr>
-        <w:t>- 后台计算 ： AsyncListDiffer 自动开启一个后台线程，让 DiffUtil 在这个线程里比较新旧两个列表的差异。</w:t>
-      </w:r>
-    </w:p>
-    <w:p>
-      <w:pPr>
-        <w:rPr>
-          <w:rFonts w:ascii="Segoe UI" w:hAnsi="Segoe UI" w:cs="Segoe UI"/>
-          <w:shd w:val="clear" w:color="auto" w:fill="FFFFFF"/>
-        </w:rPr>
-      </w:pPr>
-      <w:r>
-        <w:rPr>
-          <w:rFonts w:hint="eastAsia" w:ascii="Segoe UI" w:hAnsi="Segoe UI" w:cs="Segoe UI"/>
-          <w:shd w:val="clear" w:color="auto" w:fill="FFFFFF"/>
-        </w:rPr>
-        <w:t>- 生成结果 ： DiffUtil 计算出最小的更新步骤（比如哪些是新增的、哪些是改动的）。</w:t>
-      </w:r>
-    </w:p>
-    <w:p>
-      <w:pPr>
-        <w:rPr>
-          <w:rFonts w:ascii="Segoe UI" w:hAnsi="Segoe UI" w:cs="Segoe UI"/>
-          <w:shd w:val="clear" w:color="auto" w:fill="FFFFFF"/>
-        </w:rPr>
-      </w:pPr>
-      <w:r>
-        <w:rPr>
-          <w:rFonts w:hint="eastAsia" w:ascii="Segoe UI" w:hAnsi="Segoe UI" w:cs="Segoe UI"/>
-          <w:shd w:val="clear" w:color="auto" w:fill="FFFFFF"/>
-        </w:rPr>
-        <w:t>- 主线程更新 ： AsyncListDiffer 将计算结果切换回主线程，并自动调用 Adapter 的 notifyItemInserted() 、 notifyItemChanged() 等方法来刷新界面。</w:t>
-      </w:r>
-    </w:p>
-    <w:p>
-      <w:pPr>
-        <w:rPr>
-          <w:rFonts w:ascii="Segoe UI" w:hAnsi="Segoe UI" w:cs="Segoe UI"/>
-          <w:shd w:val="clear" w:color="auto" w:fill="FFFFFF"/>
-        </w:rPr>
-      </w:pPr>
-    </w:p>
-    <w:p>
-      <w:pPr>
-        <w:rPr>
-          <w:rFonts w:ascii="Segoe UI" w:hAnsi="Segoe UI" w:cs="Segoe UI"/>
-          <w:shd w:val="clear" w:color="auto" w:fill="FFFFFF"/>
-        </w:rPr>
-      </w:pPr>
-    </w:p>
-    <w:p>
-      <w:pPr>
-        <w:rPr>
-          <w:rFonts w:hint="eastAsia"/>
-        </w:rPr>
-      </w:pPr>
-    </w:p>
-    <w:p>
-      <w:pPr>
-        <w:rPr>
-          <w:rFonts w:hint="eastAsia"/>
-        </w:rPr>
-      </w:pPr>
-      <w:r>
-        <w:rPr>
-          <w:rFonts w:hint="eastAsia"/>
-        </w:rPr>
-        <w:t>安卓数据存储方式有哪些？</w:t>
-      </w:r>
-    </w:p>
-    <w:p>
-      <w:pPr>
-        <w:rPr>
-          <w:rFonts w:hint="eastAsia"/>
-        </w:rPr>
-      </w:pPr>
-      <w:r>
-        <w:rPr>
-          <w:rFonts w:hint="eastAsia"/>
-        </w:rPr>
-        <w:t>答：SharedPreferences：键值对存储，小数据；SQlite数据库：结构化存储，支持增删改查；文件存储；ContentProvider：用于跨应用共享数据，封装数据源。room：封装sqlite。</w:t>
-      </w:r>
-    </w:p>
-    <w:p>
-      <w:pPr>
-        <w:rPr>
-          <w:rFonts w:hint="eastAsia"/>
-        </w:rPr>
-      </w:pPr>
-    </w:p>
-    <w:p>
-      <w:pPr>
-        <w:rPr>
-          <w:rFonts w:hint="eastAsia"/>
-        </w:rPr>
-      </w:pPr>
-      <w:r>
-        <w:rPr>
-          <w:rFonts w:hint="eastAsia"/>
-        </w:rPr>
-        <w:t>SQlite数据库是如何实现数据库更新的？</w:t>
-      </w:r>
-    </w:p>
-    <w:p>
-      <w:pPr>
-        <w:rPr>
-          <w:rFonts w:hint="eastAsia"/>
-        </w:rPr>
-      </w:pPr>
-      <w:r>
-        <w:rPr>
-          <w:rFonts w:hint="eastAsia"/>
-        </w:rPr>
-        <w:t>答：创建帮助类，继承 SQLiteOpenHelper，重写 onCreate ()、onUpgrade ()。onUpgrade会根据新旧版本号判断是否要升级数据库。</w:t>
-      </w:r>
-    </w:p>
-    <w:p>
-      <w:pPr>
-        <w:rPr>
-          <w:rFonts w:hint="eastAsia"/>
-        </w:rPr>
-      </w:pPr>
-    </w:p>
-    <w:p>
-      <w:pPr>
-        <w:rPr>
-          <w:rFonts w:hint="eastAsia"/>
-        </w:rPr>
-      </w:pPr>
-      <w:r>
-        <w:rPr>
-          <w:rFonts w:hint="eastAsia"/>
-        </w:rPr>
-        <w:t>安卓常用的布局有哪些？各自的适用场景是什么？</w:t>
-      </w:r>
-    </w:p>
-    <w:p>
-      <w:pPr>
-        <w:rPr>
-          <w:rFonts w:hint="eastAsia"/>
-        </w:rPr>
-      </w:pPr>
-      <w:r>
-        <w:rPr>
-          <w:rFonts w:hint="eastAsia"/>
-        </w:rPr>
-        <w:t>答：LinearLayout（线性布局）：按水平 / 垂直方向排列组件，适合简单的线性布局（如导航栏、列表项）；</w:t>
-      </w:r>
-    </w:p>
-    <w:p>
-      <w:pPr>
-        <w:rPr>
-          <w:rFonts w:hint="eastAsia"/>
-        </w:rPr>
-      </w:pPr>
-      <w:r>
-        <w:rPr>
-          <w:rFonts w:hint="eastAsia"/>
-        </w:rPr>
-        <w:t>RelativeLayout（相对布局）：通过组件间相对位置排列，减少布局嵌套，适合复杂界面；</w:t>
-      </w:r>
-    </w:p>
-    <w:p>
-      <w:pPr>
-        <w:rPr>
-          <w:rFonts w:hint="eastAsia"/>
-        </w:rPr>
-      </w:pPr>
-      <w:r>
-        <w:rPr>
-          <w:rFonts w:hint="eastAsia"/>
-        </w:rPr>
-        <w:t>FrameLayout（帧布局）：组件堆叠显示，适合单一组件（如全屏图片）或需要叠加的场景（如图片 + 文字水印）；</w:t>
-      </w:r>
-    </w:p>
-    <w:p>
-      <w:pPr>
-        <w:rPr>
-          <w:rFonts w:hint="eastAsia"/>
-        </w:rPr>
-      </w:pPr>
-      <w:r>
-        <w:rPr>
-          <w:rFonts w:hint="eastAsia"/>
-        </w:rPr>
-        <w:t>ConstraintLayout（约束布局）：支持灵活的约束关系，可实现复杂界面且无嵌套，是官方推荐的主流布局（替代 RelativeLayout）；</w:t>
-      </w:r>
-    </w:p>
-    <w:p>
-      <w:pPr>
-        <w:rPr>
-          <w:rFonts w:hint="eastAsia"/>
-        </w:rPr>
-      </w:pPr>
-      <w:r>
-        <w:rPr>
-          <w:rFonts w:hint="eastAsia"/>
-        </w:rPr>
-        <w:t>RecyclerView（列表布局）：用于展示大量数据列表，复用 Item 视图，性能优于 ListView。</w:t>
-      </w:r>
-    </w:p>
-    <w:p>
-      <w:pPr>
-        <w:rPr>
-          <w:rFonts w:hint="eastAsia"/>
-        </w:rPr>
-      </w:pPr>
-    </w:p>
-    <w:p>
-      <w:pPr>
-        <w:rPr>
-          <w:rFonts w:hint="eastAsia"/>
-        </w:rPr>
-      </w:pPr>
-    </w:p>
-    <w:p>
-      <w:pPr>
-        <w:rPr>
-          <w:rFonts w:hint="eastAsia"/>
-        </w:rPr>
-      </w:pPr>
-    </w:p>
-    <w:p>
-      <w:pPr>
-        <w:rPr>
-          <w:rFonts w:hint="eastAsia"/>
-        </w:rPr>
-      </w:pPr>
-    </w:p>
-    <w:p>
-      <w:pPr>
-        <w:rPr>
-          <w:rFonts w:hint="eastAsia"/>
-        </w:rPr>
-      </w:pPr>
-    </w:p>
-    <w:p>
-      <w:pPr>
-        <w:rPr>
-          <w:rFonts w:hint="eastAsia"/>
-        </w:rPr>
-      </w:pPr>
-    </w:p>
-    <w:p>
-      <w:pPr>
-        <w:rPr>
-          <w:rFonts w:hint="eastAsia"/>
-        </w:rPr>
-      </w:pPr>
-      <w:r>
-        <w:rPr>
-          <w:rFonts w:hint="eastAsia"/>
-        </w:rPr>
-        <w:t>HTTP与HTPPS区别？</w:t>
-      </w:r>
-    </w:p>
-    <w:p>
-      <w:pPr>
-        <w:rPr>
-          <w:rFonts w:hint="eastAsia"/>
-        </w:rPr>
-      </w:pPr>
-      <w:r>
-        <w:rPr>
-          <w:rFonts w:hint="eastAsia"/>
-        </w:rPr>
-        <w:t>答：HTTP端口号80，https443；http明文传输，不验证服务器身份，数据被改了也不知道，有窃听、篡改、冒充风险，https加密传输；http基于tcp，https在TCP 和 HTTP 网络层之间加入了 SSL/TLS 安全协议，使得报文能够加密传输；HTTPS 多了加密解密，稍慢一点；TTPS 协议需要向 CA（证书权威机构）申请数字证书，来保证服务器的身份是可信的。</w:t>
-      </w:r>
-    </w:p>
-    <w:p>
-      <w:pPr>
-        <w:rPr>
-          <w:rFonts w:hint="eastAsia"/>
-        </w:rPr>
-      </w:pPr>
+          <w:rFonts w:hint="eastAsia"/>
+          <w:lang w:val="en-US" w:eastAsia="zh-CN"/>
+        </w:rPr>
+      </w:pPr>
+      <w:r>
+        <w:rPr>
+          <w:rFonts w:hint="eastAsia"/>
+          <w:lang w:val="en-US" w:eastAsia="zh-CN"/>
+        </w:rPr>
+        <w:t>之后双方发送 经过主密钥加密后的Finished 消息，校验密钥是否一致。校验通过后，握手完成，所有数据都使用这组对称密钥加密传输。</w:t>
+      </w:r>
+    </w:p>
+    <w:p>
+      <w:pPr>
+        <w:rPr>
+          <w:rFonts w:hint="eastAsia"/>
+          <w:lang w:val="en-US" w:eastAsia="zh-CN"/>
+        </w:rPr>
+      </w:pPr>
+    </w:p>
+    <w:p>
+      <w:pPr>
+        <w:rPr>
+          <w:rFonts w:hint="eastAsia"/>
+          <w:lang w:val="en-US" w:eastAsia="zh-CN"/>
+        </w:rPr>
+      </w:pPr>
+      <w:r>
+        <w:rPr>
+          <w:rFonts w:hint="eastAsia"/>
+          <w:lang w:val="en-US" w:eastAsia="zh-CN"/>
+        </w:rPr>
+        <w:t>什么是加密套件列表？</w:t>
+      </w:r>
+    </w:p>
+    <w:p>
+      <w:pPr>
+        <w:rPr>
+          <w:rFonts w:hint="eastAsia"/>
+          <w:lang w:val="en-US" w:eastAsia="zh-CN"/>
+        </w:rPr>
+      </w:pPr>
+      <w:r>
+        <w:rPr>
+          <w:rFonts w:hint="eastAsia"/>
+          <w:lang w:val="en-US" w:eastAsia="zh-CN"/>
+        </w:rPr>
+        <w:t>答：加密套件，简单说就是客户端和服务器在 TLS 握手时，用来协商一整套加密规则的组合方案。</w:t>
+      </w:r>
+    </w:p>
+    <w:p>
+      <w:pPr>
+        <w:rPr>
+          <w:rFonts w:hint="eastAsia"/>
+          <w:lang w:val="en-US" w:eastAsia="zh-CN"/>
+        </w:rPr>
+      </w:pPr>
+    </w:p>
+    <w:p>
+      <w:pPr>
+        <w:rPr>
+          <w:rFonts w:hint="eastAsia"/>
+          <w:lang w:val="en-US" w:eastAsia="zh-CN"/>
+        </w:rPr>
+      </w:pPr>
+      <w:r>
+        <w:rPr>
+          <w:rFonts w:hint="eastAsia"/>
+          <w:lang w:val="en-US" w:eastAsia="zh-CN"/>
+        </w:rPr>
+        <w:t>什么是数字证书？</w:t>
+      </w:r>
+    </w:p>
+    <w:p>
+      <w:pPr>
+        <w:rPr>
+          <w:rFonts w:hint="default"/>
+          <w:lang w:val="en-US" w:eastAsia="zh-CN"/>
+        </w:rPr>
+      </w:pPr>
+      <w:r>
+        <w:rPr>
+          <w:rFonts w:hint="eastAsia"/>
+          <w:lang w:val="en-US" w:eastAsia="zh-CN"/>
+        </w:rPr>
+        <w:t>答：数字证书由权威机构（CA）颁发。包含：域名、服务器公钥、CA、有效期、证书序列号用途等、CA的数字签名。</w:t>
+      </w:r>
     </w:p>
     <w:p>
       <w:pPr>
@@ -2677,7 +3441,7 @@
     <w:lsdException w:uiPriority="99" w:name="HTML Sample"/>
     <w:lsdException w:uiPriority="99" w:name="HTML Typewriter"/>
     <w:lsdException w:uiPriority="99" w:name="HTML Variable"/>
-    <w:lsdException w:uiPriority="99" w:name="Normal Table"/>
+    <w:lsdException w:qFormat="1" w:uiPriority="99" w:name="Normal Table"/>
     <w:lsdException w:uiPriority="99" w:name="annotation subject"/>
     <w:lsdException w:uiPriority="99" w:name="Table Simple 1"/>
     <w:lsdException w:uiPriority="99" w:name="Table Simple 2"/>
@@ -2848,6 +3612,7 @@
     <w:name w:val="Normal Table"/>
     <w:semiHidden/>
     <w:unhideWhenUsed/>
+    <w:qFormat/>
     <w:uiPriority w:val="99"/>
     <w:tblPr>
       <w:tblCellMar>
@@ -2916,6 +3681,7 @@
     <w:name w:val="页脚 字符"/>
     <w:basedOn w:val="5"/>
     <w:link w:val="2"/>
+    <w:qFormat/>
     <w:uiPriority w:val="99"/>
     <w:rPr>
       <w:sz w:val="18"/>

--- a/面试/面试.docx
+++ b/面试/面试.docx
@@ -2397,819 +2397,8 @@
           <w:rFonts w:hint="eastAsia"/>
         </w:rPr>
       </w:pPr>
-    </w:p>
-    <w:p>
-      <w:pPr>
-        <w:rPr>
-          <w:rFonts w:hint="eastAsia"/>
-        </w:rPr>
-      </w:pPr>
-    </w:p>
-    <w:p>
-      <w:pPr>
-        <w:rPr>
-          <w:rFonts w:hint="eastAsia"/>
-        </w:rPr>
-      </w:pPr>
-    </w:p>
-    <w:p>
-      <w:pPr>
-        <w:rPr>
-          <w:rFonts w:hint="eastAsia"/>
-        </w:rPr>
-      </w:pPr>
-    </w:p>
-    <w:p>
-      <w:pPr>
-        <w:rPr>
-          <w:rFonts w:hint="eastAsia"/>
-        </w:rPr>
-      </w:pPr>
-    </w:p>
-    <w:p>
-      <w:pPr>
-        <w:rPr>
-          <w:rFonts w:hint="eastAsia"/>
-        </w:rPr>
-      </w:pPr>
-    </w:p>
-    <w:p>
-      <w:pPr>
-        <w:rPr>
-          <w:rFonts w:hint="eastAsia"/>
-        </w:rPr>
-      </w:pPr>
-    </w:p>
-    <w:p>
-      <w:pPr>
-        <w:rPr>
-          <w:rFonts w:hint="eastAsia"/>
-        </w:rPr>
-      </w:pPr>
-    </w:p>
-    <w:p>
-      <w:pPr>
-        <w:rPr>
-          <w:rFonts w:hint="eastAsia"/>
-        </w:rPr>
-      </w:pPr>
-    </w:p>
-    <w:p>
-      <w:pPr>
-        <w:rPr>
-          <w:rFonts w:hint="eastAsia"/>
-        </w:rPr>
-      </w:pPr>
-    </w:p>
-    <w:p>
-      <w:pPr>
-        <w:rPr>
-          <w:rFonts w:hint="eastAsia"/>
-        </w:rPr>
-      </w:pPr>
-    </w:p>
-    <w:p>
-      <w:pPr>
-        <w:rPr>
-          <w:rFonts w:hint="eastAsia"/>
-        </w:rPr>
-      </w:pPr>
-    </w:p>
-    <w:p>
-      <w:pPr>
-        <w:rPr>
-          <w:rFonts w:hint="eastAsia"/>
-        </w:rPr>
-      </w:pPr>
-    </w:p>
-    <w:p>
-      <w:pPr>
-        <w:rPr>
-          <w:rFonts w:hint="eastAsia"/>
-        </w:rPr>
-      </w:pPr>
-      <w:r>
-        <w:rPr>
-          <w:rFonts w:hint="eastAsia"/>
-        </w:rPr>
-        <w:t>HTTP与HTPPS区别？</w:t>
-      </w:r>
-    </w:p>
-    <w:p>
-      <w:pPr>
-        <w:rPr>
-          <w:rFonts w:hint="eastAsia"/>
-        </w:rPr>
-      </w:pPr>
-      <w:r>
-        <w:rPr>
-          <w:rFonts w:hint="eastAsia"/>
-        </w:rPr>
-        <w:t>答：HTTP端口号80，https443；http明文传输，不验证服务器身份，数据被改了也不知道，有窃听、篡改、冒充风险，https加密传输；http基于tcp，https在TCP 和 HTTP 网络层之间加入了 SSL/TLS 安全协议，使得报文能够加密传输；HTTPS 多了加密解密，稍慢一点；TTPS 协议需要向 CA（证书权威机构）申请数字证书，来保证服务器的身份是可信的。</w:t>
-      </w:r>
-    </w:p>
-    <w:p>
-      <w:pPr>
-        <w:rPr>
-          <w:rFonts w:hint="eastAsia"/>
-        </w:rPr>
-      </w:pPr>
-    </w:p>
-    <w:p>
-      <w:pPr>
-        <w:rPr>
-          <w:rFonts w:hint="eastAsia"/>
-          <w:lang w:val="en-US" w:eastAsia="zh-CN"/>
-        </w:rPr>
-      </w:pPr>
-      <w:r>
-        <w:rPr>
-          <w:rFonts w:hint="eastAsia"/>
-          <w:lang w:val="en-US" w:eastAsia="zh-CN"/>
-        </w:rPr>
-        <w:t>HTTP从1.0到3.0的区别？</w:t>
-      </w:r>
-    </w:p>
-    <w:p>
-      <w:pPr>
-        <w:rPr>
-          <w:rFonts w:hint="eastAsia"/>
-          <w:lang w:val="en-US" w:eastAsia="zh-CN"/>
-        </w:rPr>
-      </w:pPr>
-    </w:p>
-    <w:p>
-      <w:pPr>
-        <w:rPr>
-          <w:rFonts w:hint="eastAsia"/>
-          <w:lang w:val="en-US" w:eastAsia="zh-CN"/>
-        </w:rPr>
-      </w:pPr>
-      <w:r>
-        <w:rPr>
-          <w:rFonts w:hint="eastAsia"/>
-          <w:lang w:val="en-US" w:eastAsia="zh-CN"/>
-        </w:rPr>
-        <w:t>HTTP1.0与1.1区别？</w:t>
-      </w:r>
-    </w:p>
-    <w:p>
-      <w:pPr>
-        <w:rPr>
-          <w:rFonts w:hint="default"/>
-          <w:lang w:val="en-US" w:eastAsia="zh-CN"/>
-        </w:rPr>
-      </w:pPr>
-      <w:r>
-        <w:rPr>
-          <w:rFonts w:hint="eastAsia"/>
-          <w:lang w:val="en-US" w:eastAsia="zh-CN"/>
-        </w:rPr>
-        <w:t>答：</w:t>
-      </w:r>
-    </w:p>
-    <w:p>
-      <w:pPr>
-        <w:rPr>
-          <w:rFonts w:hint="eastAsia"/>
-          <w:lang w:val="en-US" w:eastAsia="zh-CN"/>
-        </w:rPr>
-      </w:pPr>
-      <w:r>
-        <w:rPr>
-          <w:rFonts w:hint="eastAsia"/>
-          <w:lang w:val="en-US" w:eastAsia="zh-CN"/>
-        </w:rPr>
-        <w:t>连接方式不同：</w:t>
-      </w:r>
-    </w:p>
-    <w:p>
-      <w:pPr>
-        <w:rPr>
-          <w:rFonts w:hint="eastAsia"/>
-          <w:lang w:val="en-US" w:eastAsia="zh-CN"/>
-        </w:rPr>
-      </w:pPr>
-      <w:r>
-        <w:rPr>
-          <w:rFonts w:hint="eastAsia"/>
-          <w:lang w:val="en-US" w:eastAsia="zh-CN"/>
-        </w:rPr>
-        <w:t>1.0 默认短连接，一次请求就断开，每次都要重新三次握手。</w:t>
-      </w:r>
-    </w:p>
-    <w:p>
-      <w:pPr>
-        <w:rPr>
-          <w:rFonts w:hint="eastAsia"/>
-          <w:lang w:val="en-US" w:eastAsia="zh-CN"/>
-        </w:rPr>
-      </w:pPr>
-      <w:r>
-        <w:rPr>
-          <w:rFonts w:hint="eastAsia"/>
-          <w:lang w:val="en-US" w:eastAsia="zh-CN"/>
-        </w:rPr>
-        <w:t>1.1 默认长连接（Keep-Alive），一个 TCP 连接可以复用多个请求，大幅减少开销。</w:t>
-      </w:r>
-    </w:p>
-    <w:p>
-      <w:pPr>
-        <w:rPr>
-          <w:rFonts w:hint="eastAsia"/>
-          <w:lang w:val="en-US" w:eastAsia="zh-CN"/>
-        </w:rPr>
-      </w:pPr>
-      <w:r>
-        <w:rPr>
-          <w:rFonts w:hint="eastAsia"/>
-          <w:lang w:val="en-US" w:eastAsia="zh-CN"/>
-        </w:rPr>
-        <w:t>是否支持管道化请求：</w:t>
-      </w:r>
-    </w:p>
-    <w:p>
-      <w:pPr>
-        <w:rPr>
-          <w:rFonts w:hint="eastAsia"/>
-          <w:lang w:val="en-US" w:eastAsia="zh-CN"/>
-        </w:rPr>
-      </w:pPr>
-      <w:r>
-        <w:rPr>
-          <w:rFonts w:hint="eastAsia"/>
-          <w:lang w:val="en-US" w:eastAsia="zh-CN"/>
-        </w:rPr>
-        <w:t>1.0 只能串行请求，必须等上一个响应回来才能发下一个。</w:t>
-      </w:r>
-    </w:p>
-    <w:p>
-      <w:pPr>
-        <w:rPr>
-          <w:rFonts w:hint="eastAsia"/>
-          <w:lang w:val="en-US" w:eastAsia="zh-CN"/>
-        </w:rPr>
-      </w:pPr>
-      <w:r>
-        <w:rPr>
-          <w:rFonts w:hint="eastAsia"/>
-          <w:lang w:val="en-US" w:eastAsia="zh-CN"/>
-        </w:rPr>
-        <w:t>1.1 支持流水线请求，可以连续发送多个请求，但响应仍需按顺序返回，队头阻塞（排在前面的请求卡住了，导致后面所有请求都得等着，没法并行处理）依然存在。</w:t>
-      </w:r>
-    </w:p>
-    <w:p>
-      <w:pPr>
-        <w:rPr>
-          <w:rFonts w:hint="eastAsia"/>
-          <w:lang w:val="en-US" w:eastAsia="zh-CN"/>
-        </w:rPr>
-      </w:pPr>
-      <w:r>
-        <w:rPr>
-          <w:rFonts w:hint="eastAsia"/>
-          <w:lang w:val="en-US" w:eastAsia="zh-CN"/>
-        </w:rPr>
-        <w:t>请求方法更多：</w:t>
-      </w:r>
-    </w:p>
-    <w:p>
-      <w:pPr>
-        <w:rPr>
-          <w:rFonts w:hint="eastAsia"/>
-          <w:lang w:val="en-US" w:eastAsia="zh-CN"/>
-        </w:rPr>
-      </w:pPr>
-      <w:r>
-        <w:rPr>
-          <w:rFonts w:hint="eastAsia"/>
-          <w:lang w:val="en-US" w:eastAsia="zh-CN"/>
-        </w:rPr>
-        <w:t>1.0只有GET/POST/HEAD请求。1.1 新增 PUT、DELETE、OPTIONS、TRACE 等方法，功能更完整。</w:t>
-      </w:r>
-    </w:p>
-    <w:p>
-      <w:pPr>
-        <w:rPr>
-          <w:rFonts w:hint="eastAsia"/>
-          <w:lang w:val="en-US" w:eastAsia="zh-CN"/>
-        </w:rPr>
-      </w:pPr>
-    </w:p>
-    <w:p>
-      <w:pPr>
-        <w:rPr>
-          <w:rFonts w:hint="eastAsia"/>
-          <w:lang w:val="en-US" w:eastAsia="zh-CN"/>
-        </w:rPr>
-      </w:pPr>
-      <w:r>
-        <w:rPr>
-          <w:rFonts w:hint="eastAsia"/>
-          <w:lang w:val="en-US" w:eastAsia="zh-CN"/>
-        </w:rPr>
-        <w:t>HTTPS原理是什么？</w:t>
-      </w:r>
-    </w:p>
-    <w:p>
-      <w:pPr>
-        <w:rPr>
-          <w:rFonts w:hint="eastAsia"/>
-          <w:lang w:val="en-US" w:eastAsia="zh-CN"/>
-        </w:rPr>
-      </w:pPr>
-      <w:r>
-        <w:rPr>
-          <w:rFonts w:hint="eastAsia"/>
-          <w:lang w:val="en-US" w:eastAsia="zh-CN"/>
-        </w:rPr>
-        <w:t>答：HTTPS 本质上就是HTTP 加上 SSL/TLS 加密层，相比明文传输的 HTTP，它能解决数据窃听、篡改和身份冒充的安全问题。https原理是：先用非对称加密安全交换对称加密的密钥，再用对称加密高效传输业务数据，同时借助数字证书验证服务器身份。目的是保证通信双方可信，最终实现整个传输过程的加密、完整与可信。</w:t>
-      </w:r>
-    </w:p>
-    <w:p>
-      <w:pPr>
-        <w:rPr>
-          <w:rFonts w:hint="eastAsia"/>
-          <w:lang w:val="en-US" w:eastAsia="zh-CN"/>
-        </w:rPr>
-      </w:pPr>
-    </w:p>
-    <w:p>
-      <w:pPr>
-        <w:rPr>
-          <w:rFonts w:hint="eastAsia"/>
-          <w:lang w:val="en-US" w:eastAsia="zh-CN"/>
-        </w:rPr>
-      </w:pPr>
-      <w:r>
-        <w:rPr>
-          <w:rFonts w:hint="eastAsia"/>
-          <w:lang w:val="en-US" w:eastAsia="zh-CN"/>
-        </w:rPr>
-        <w:t>什么是对称加密，什么是非对称加密？</w:t>
-      </w:r>
-    </w:p>
-    <w:p>
-      <w:pPr>
-        <w:rPr>
-          <w:rFonts w:hint="eastAsia"/>
-          <w:lang w:val="en-US" w:eastAsia="zh-CN"/>
-        </w:rPr>
-      </w:pPr>
-      <w:r>
-        <w:rPr>
-          <w:rFonts w:hint="eastAsia"/>
-          <w:lang w:val="en-US" w:eastAsia="zh-CN"/>
-        </w:rPr>
-        <w:t>答：对称加密：加密解密用同一把密钥；速度快，适合传输大量数据；非对称加密（公钥 + 私钥）：公钥公开，私钥保密；公钥加密，只能私钥解密；私钥签名只能公钥验证；速度慢，不适合大量数据。</w:t>
-      </w:r>
-    </w:p>
-    <w:p>
-      <w:pPr>
-        <w:rPr>
-          <w:rFonts w:hint="eastAsia"/>
-          <w:lang w:val="en-US" w:eastAsia="zh-CN"/>
-        </w:rPr>
-      </w:pPr>
-    </w:p>
-    <w:p>
-      <w:pPr>
-        <w:rPr>
-          <w:rFonts w:hint="default"/>
-          <w:lang w:val="en-US" w:eastAsia="zh-CN"/>
-        </w:rPr>
-      </w:pPr>
-      <w:r>
-        <w:rPr>
-          <w:rFonts w:hint="eastAsia"/>
-          <w:lang w:val="en-US" w:eastAsia="zh-CN"/>
-        </w:rPr>
-        <w:t>什么是签名？什么是验证？</w:t>
-      </w:r>
-    </w:p>
-    <w:p>
-      <w:pPr>
-        <w:rPr>
-          <w:rFonts w:hint="default"/>
-          <w:lang w:val="en-US" w:eastAsia="zh-CN"/>
-        </w:rPr>
-      </w:pPr>
-      <w:r>
-        <w:rPr>
-          <w:rFonts w:hint="eastAsia"/>
-          <w:lang w:val="en-US" w:eastAsia="zh-CN"/>
-        </w:rPr>
-        <w:t>答：用私钥加密就称作签名；用公钥解密称作验证。</w:t>
-      </w:r>
-    </w:p>
-    <w:p>
-      <w:pPr>
-        <w:rPr>
-          <w:rFonts w:hint="eastAsia"/>
-          <w:lang w:val="en-US" w:eastAsia="zh-CN"/>
-        </w:rPr>
-      </w:pPr>
-    </w:p>
-    <w:p>
-      <w:pPr>
-        <w:rPr>
-          <w:rFonts w:hint="eastAsia"/>
-          <w:lang w:val="en-US" w:eastAsia="zh-CN"/>
-        </w:rPr>
-      </w:pPr>
-      <w:r>
-        <w:rPr>
-          <w:rFonts w:hint="eastAsia"/>
-          <w:lang w:val="en-US" w:eastAsia="zh-CN"/>
-        </w:rPr>
-        <w:t>为什么对称加密和非对称加密速度不一样？</w:t>
-      </w:r>
-    </w:p>
-    <w:p>
-      <w:pPr>
-        <w:rPr>
-          <w:rFonts w:hint="default"/>
-          <w:lang w:val="en-US" w:eastAsia="zh-CN"/>
-        </w:rPr>
-      </w:pPr>
-      <w:r>
-        <w:rPr>
-          <w:rFonts w:hint="eastAsia"/>
-          <w:lang w:val="en-US" w:eastAsia="zh-CN"/>
-        </w:rPr>
-        <w:t>答：对称加密（AES）：简单异或、替换、移位 → 极快，非对称加密（RSA/ECC）：大数幂运算、模逆运算 → 极慢。速度差距可能是 几十倍～上百倍。</w:t>
-      </w:r>
-    </w:p>
-    <w:p>
-      <w:pPr>
-        <w:rPr>
-          <w:rFonts w:hint="default"/>
-          <w:lang w:val="en-US" w:eastAsia="zh-CN"/>
-        </w:rPr>
-      </w:pPr>
-    </w:p>
-    <w:p>
-      <w:pPr>
-        <w:rPr>
-          <w:rFonts w:hint="default"/>
-          <w:lang w:val="en-US" w:eastAsia="zh-CN"/>
-        </w:rPr>
-      </w:pPr>
-      <w:r>
-        <w:rPr>
-          <w:rFonts w:hint="eastAsia"/>
-          <w:lang w:val="en-US" w:eastAsia="zh-CN"/>
-        </w:rPr>
-        <w:t>详细说说HTTPS握手过程/TLS握手过程？</w:t>
-      </w:r>
-    </w:p>
-    <w:p>
-      <w:pPr>
-        <w:rPr>
-          <w:rFonts w:hint="eastAsia"/>
-          <w:lang w:val="en-US" w:eastAsia="zh-CN"/>
-        </w:rPr>
-      </w:pPr>
-      <w:r>
-        <w:rPr>
-          <w:rFonts w:hint="eastAsia"/>
-          <w:lang w:val="en-US" w:eastAsia="zh-CN"/>
-        </w:rPr>
-        <w:t>答：</w:t>
-      </w:r>
-    </w:p>
-    <w:p>
-      <w:pPr>
-        <w:rPr>
-          <w:rFonts w:hint="eastAsia"/>
-          <w:lang w:val="en-US" w:eastAsia="zh-CN"/>
-        </w:rPr>
-      </w:pPr>
-      <w:r>
-        <w:rPr>
-          <w:rFonts w:hint="eastAsia"/>
-          <w:lang w:val="en-US" w:eastAsia="zh-CN"/>
-        </w:rPr>
-        <w:t>HTTPS 其实就是在 HTTP 外面加了一层 SSL/TLS 安全层，整个过程分为握手阶段和加密传输阶段。标准的 TLS 握手大致是 2-RTT、7 步左右，核心就是协商加密、验证身份、交换密钥。</w:t>
-      </w:r>
-    </w:p>
-    <w:p>
-      <w:pPr>
-        <w:rPr>
-          <w:rFonts w:hint="eastAsia"/>
-          <w:lang w:val="en-US" w:eastAsia="zh-CN"/>
-        </w:rPr>
-      </w:pPr>
-      <w:r>
-        <w:rPr>
-          <w:rFonts w:hint="eastAsia"/>
-          <w:lang w:val="en-US" w:eastAsia="zh-CN"/>
-        </w:rPr>
-        <w:t xml:space="preserve">首先客户端发起 </w:t>
-      </w:r>
-      <w:r>
-        <w:rPr>
-          <w:rFonts w:hint="eastAsia"/>
-          <w:highlight w:val="yellow"/>
-          <w:lang w:val="en-US" w:eastAsia="zh-CN"/>
-        </w:rPr>
-        <w:t>Client Hello</w:t>
-      </w:r>
-      <w:r>
-        <w:rPr>
-          <w:rFonts w:hint="eastAsia"/>
-          <w:lang w:val="en-US" w:eastAsia="zh-CN"/>
-        </w:rPr>
-        <w:t>，把支持的 TLS 版本、加密套件列表、客户端随机数发给服务端，告诉服务器自己能支持哪些加密方式。</w:t>
-      </w:r>
-    </w:p>
-    <w:p>
-      <w:pPr>
-        <w:rPr>
-          <w:rFonts w:hint="eastAsia"/>
-          <w:lang w:val="en-US" w:eastAsia="zh-CN"/>
-        </w:rPr>
-      </w:pPr>
-      <w:r>
-        <w:rPr>
-          <w:rFonts w:hint="eastAsia"/>
-          <w:lang w:val="en-US" w:eastAsia="zh-CN"/>
-        </w:rPr>
-        <w:t xml:space="preserve">服务端回复 </w:t>
-      </w:r>
-      <w:r>
-        <w:rPr>
-          <w:rFonts w:hint="eastAsia"/>
-          <w:highlight w:val="yellow"/>
-          <w:lang w:val="en-US" w:eastAsia="zh-CN"/>
-        </w:rPr>
-        <w:t>Server Hello</w:t>
-      </w:r>
-      <w:r>
-        <w:rPr>
-          <w:rFonts w:hint="eastAsia"/>
-          <w:lang w:val="en-US" w:eastAsia="zh-CN"/>
-        </w:rPr>
-        <w:t>，选定最终的 TLS 版本和加密套件，同时返回服务端随机数。</w:t>
-      </w:r>
-    </w:p>
-    <w:p>
-      <w:pPr>
-        <w:rPr>
-          <w:rFonts w:hint="eastAsia"/>
-          <w:lang w:val="en-US" w:eastAsia="zh-CN"/>
-        </w:rPr>
-      </w:pPr>
-      <w:r>
-        <w:rPr>
-          <w:rFonts w:hint="eastAsia"/>
-          <w:lang w:val="en-US" w:eastAsia="zh-CN"/>
-        </w:rPr>
-        <w:t xml:space="preserve">接着服务端发送 </w:t>
-      </w:r>
-      <w:r>
-        <w:rPr>
-          <w:rFonts w:hint="eastAsia"/>
-          <w:highlight w:val="yellow"/>
-          <w:lang w:val="en-US" w:eastAsia="zh-CN"/>
-        </w:rPr>
-        <w:t>数字证书</w:t>
-      </w:r>
-      <w:r>
-        <w:rPr>
-          <w:rFonts w:hint="eastAsia"/>
-          <w:lang w:val="en-US" w:eastAsia="zh-CN"/>
-        </w:rPr>
-        <w:t>，里面包含服务器公钥、域名、有效期和 CA 签名，用来证明自身身份。</w:t>
-      </w:r>
-    </w:p>
-    <w:p>
-      <w:pPr>
-        <w:rPr>
-          <w:rFonts w:hint="eastAsia"/>
-          <w:lang w:val="en-US" w:eastAsia="zh-CN"/>
-        </w:rPr>
-      </w:pPr>
-      <w:r>
-        <w:rPr>
-          <w:rFonts w:hint="eastAsia"/>
-          <w:lang w:val="en-US" w:eastAsia="zh-CN"/>
-        </w:rPr>
-        <w:t xml:space="preserve">服务端发送 </w:t>
-      </w:r>
-      <w:r>
-        <w:rPr>
-          <w:rFonts w:hint="eastAsia"/>
-          <w:highlight w:val="yellow"/>
-          <w:lang w:val="en-US" w:eastAsia="zh-CN"/>
-        </w:rPr>
-        <w:t>Server Hello Done</w:t>
-      </w:r>
-      <w:r>
-        <w:rPr>
-          <w:rFonts w:hint="eastAsia"/>
-          <w:lang w:val="en-US" w:eastAsia="zh-CN"/>
-        </w:rPr>
-        <w:t>，表示协商信息发送完毕。</w:t>
-      </w:r>
-    </w:p>
-    <w:p>
-      <w:pPr>
-        <w:rPr>
-          <w:rFonts w:hint="eastAsia"/>
-          <w:lang w:val="en-US" w:eastAsia="zh-CN"/>
-        </w:rPr>
-      </w:pPr>
-      <w:r>
-        <w:rPr>
-          <w:rFonts w:hint="eastAsia"/>
-          <w:lang w:val="en-US" w:eastAsia="zh-CN"/>
-        </w:rPr>
-        <w:t>客户端拿到证书后开始</w:t>
-      </w:r>
-      <w:r>
-        <w:rPr>
-          <w:rFonts w:hint="eastAsia"/>
-          <w:highlight w:val="yellow"/>
-          <w:lang w:val="en-US" w:eastAsia="zh-CN"/>
-        </w:rPr>
-        <w:t>验证证书合法性</w:t>
-      </w:r>
-      <w:r>
-        <w:rPr>
-          <w:rFonts w:hint="eastAsia"/>
-          <w:lang w:val="en-US" w:eastAsia="zh-CN"/>
-        </w:rPr>
-        <w:t>：用系统（浏览器）内置的CA公钥校验签名、检查域名、有效期和吊销状态，验证通过才会继续。</w:t>
-      </w:r>
-    </w:p>
-    <w:p>
-      <w:pPr>
-        <w:rPr>
-          <w:rFonts w:hint="eastAsia"/>
-          <w:lang w:val="en-US" w:eastAsia="zh-CN"/>
-        </w:rPr>
-      </w:pPr>
-      <w:r>
-        <w:rPr>
-          <w:rFonts w:hint="eastAsia"/>
-          <w:lang w:val="en-US" w:eastAsia="zh-CN"/>
-        </w:rPr>
-        <w:t>然后客户端生成</w:t>
-      </w:r>
-      <w:r>
-        <w:rPr>
-          <w:rFonts w:hint="eastAsia"/>
-          <w:highlight w:val="yellow"/>
-          <w:lang w:val="en-US" w:eastAsia="zh-CN"/>
-        </w:rPr>
-        <w:t>预主密钥</w:t>
-      </w:r>
-      <w:r>
-        <w:rPr>
-          <w:rFonts w:hint="eastAsia"/>
-          <w:lang w:val="en-US" w:eastAsia="zh-CN"/>
-        </w:rPr>
-        <w:t>，用服务器公钥加密后发给服务端，服务端用私钥解密得到预主密钥。</w:t>
-      </w:r>
-    </w:p>
-    <w:p>
-      <w:pPr>
-        <w:rPr>
-          <w:rFonts w:hint="eastAsia"/>
-          <w:lang w:val="en-US" w:eastAsia="zh-CN"/>
-        </w:rPr>
-      </w:pPr>
-      <w:r>
-        <w:rPr>
-          <w:rFonts w:hint="eastAsia"/>
-          <w:lang w:val="en-US" w:eastAsia="zh-CN"/>
-        </w:rPr>
-        <w:t xml:space="preserve">此时双方都拥有两个随机数 + 预主密钥，通过相同算法计算出 </w:t>
-      </w:r>
-      <w:r>
-        <w:rPr>
-          <w:rFonts w:hint="eastAsia"/>
-          <w:highlight w:val="yellow"/>
-          <w:lang w:val="en-US" w:eastAsia="zh-CN"/>
-        </w:rPr>
-        <w:t>主密钥</w:t>
-      </w:r>
-      <w:r>
-        <w:rPr>
-          <w:rFonts w:hint="eastAsia"/>
-          <w:highlight w:val="none"/>
-          <w:lang w:val="en-US" w:eastAsia="zh-CN"/>
-        </w:rPr>
-        <w:t>，</w:t>
-      </w:r>
-      <w:r>
-        <w:rPr>
-          <w:rFonts w:hint="eastAsia"/>
-          <w:lang w:val="en-US" w:eastAsia="zh-CN"/>
-        </w:rPr>
-        <w:t>用于后续数据加密。</w:t>
-      </w:r>
       <w:bookmarkStart w:id="1" w:name="_GoBack"/>
       <w:bookmarkEnd w:id="1"/>
-    </w:p>
-    <w:p>
-      <w:pPr>
-        <w:rPr>
-          <w:rFonts w:hint="eastAsia"/>
-          <w:lang w:val="en-US" w:eastAsia="zh-CN"/>
-        </w:rPr>
-      </w:pPr>
-      <w:r>
-        <w:rPr>
-          <w:rFonts w:hint="eastAsia"/>
-          <w:lang w:val="en-US" w:eastAsia="zh-CN"/>
-        </w:rPr>
-        <w:t>之后双方发送 经过主密钥加密后的Finished 消息，校验密钥是否一致。校验通过后，握手完成，所有数据都使用这组对称密钥加密传输。</w:t>
-      </w:r>
-    </w:p>
-    <w:p>
-      <w:pPr>
-        <w:rPr>
-          <w:rFonts w:hint="eastAsia"/>
-          <w:lang w:val="en-US" w:eastAsia="zh-CN"/>
-        </w:rPr>
-      </w:pPr>
-    </w:p>
-    <w:p>
-      <w:pPr>
-        <w:rPr>
-          <w:rFonts w:hint="eastAsia"/>
-          <w:lang w:val="en-US" w:eastAsia="zh-CN"/>
-        </w:rPr>
-      </w:pPr>
-      <w:r>
-        <w:rPr>
-          <w:rFonts w:hint="eastAsia"/>
-          <w:lang w:val="en-US" w:eastAsia="zh-CN"/>
-        </w:rPr>
-        <w:t>什么是加密套件列表？</w:t>
-      </w:r>
-    </w:p>
-    <w:p>
-      <w:pPr>
-        <w:rPr>
-          <w:rFonts w:hint="eastAsia"/>
-          <w:lang w:val="en-US" w:eastAsia="zh-CN"/>
-        </w:rPr>
-      </w:pPr>
-      <w:r>
-        <w:rPr>
-          <w:rFonts w:hint="eastAsia"/>
-          <w:lang w:val="en-US" w:eastAsia="zh-CN"/>
-        </w:rPr>
-        <w:t>答：加密套件，简单说就是客户端和服务器在 TLS 握手时，用来协商一整套加密规则的组合方案。</w:t>
-      </w:r>
-    </w:p>
-    <w:p>
-      <w:pPr>
-        <w:rPr>
-          <w:rFonts w:hint="eastAsia"/>
-          <w:lang w:val="en-US" w:eastAsia="zh-CN"/>
-        </w:rPr>
-      </w:pPr>
-    </w:p>
-    <w:p>
-      <w:pPr>
-        <w:rPr>
-          <w:rFonts w:hint="eastAsia"/>
-          <w:lang w:val="en-US" w:eastAsia="zh-CN"/>
-        </w:rPr>
-      </w:pPr>
-      <w:r>
-        <w:rPr>
-          <w:rFonts w:hint="eastAsia"/>
-          <w:lang w:val="en-US" w:eastAsia="zh-CN"/>
-        </w:rPr>
-        <w:t>什么是数字证书？</w:t>
-      </w:r>
-    </w:p>
-    <w:p>
-      <w:pPr>
-        <w:rPr>
-          <w:rFonts w:hint="default"/>
-          <w:lang w:val="en-US" w:eastAsia="zh-CN"/>
-        </w:rPr>
-      </w:pPr>
-      <w:r>
-        <w:rPr>
-          <w:rFonts w:hint="eastAsia"/>
-          <w:lang w:val="en-US" w:eastAsia="zh-CN"/>
-        </w:rPr>
-        <w:t>答：数字证书由权威机构（CA）颁发。包含：域名、服务器公钥、CA、有效期、证书序列号用途等、CA的数字签名。</w:t>
-      </w:r>
-    </w:p>
-    <w:p>
-      <w:pPr>
-        <w:rPr>
-          <w:rFonts w:hint="eastAsia"/>
-        </w:rPr>
-      </w:pPr>
     </w:p>
     <w:p>
       <w:pPr>
@@ -3403,7 +2592,7 @@
     <w:lsdException w:qFormat="1" w:unhideWhenUsed="0" w:uiPriority="10" w:semiHidden="0" w:name="Title"/>
     <w:lsdException w:uiPriority="99" w:name="Closing"/>
     <w:lsdException w:uiPriority="99" w:name="Signature"/>
-    <w:lsdException w:uiPriority="1" w:semiHidden="0" w:name="Default Paragraph Font"/>
+    <w:lsdException w:qFormat="1" w:uiPriority="1" w:semiHidden="0" w:name="Default Paragraph Font"/>
     <w:lsdException w:uiPriority="99" w:name="Body Text"/>
     <w:lsdException w:uiPriority="99" w:name="Body Text Indent"/>
     <w:lsdException w:uiPriority="99" w:name="List Continue"/>
@@ -3606,6 +2795,7 @@
   <w:style w:type="character" w:default="1" w:styleId="5">
     <w:name w:val="Default Paragraph Font"/>
     <w:unhideWhenUsed/>
+    <w:qFormat/>
     <w:uiPriority w:val="1"/>
   </w:style>
   <w:style w:type="table" w:default="1" w:styleId="4">

--- a/面试/面试.docx
+++ b/面试/面试.docx
@@ -4,6 +4,48 @@
   <w:body>
     <w:p>
       <w:pPr>
+        <w:rPr>
+          <w:rFonts w:hint="eastAsia"/>
+        </w:rPr>
+      </w:pPr>
+      <w:r>
+        <w:rPr>
+          <w:rFonts w:hint="eastAsia"/>
+        </w:rPr>
+        <w:t>本人熟悉 Java 基础与 Android 开发，掌握 Activity、Fragment、网络请求、图片加载等常用组件与第三方库，了解 Git 版本控制与基本项目协作流程。学习能力强，能快速上手需求并独立完成简单页面与功能开发，做事认真细心，有良好代码习惯。希望在实习中积累实战经验，提升客户端开发能力，为团队贡献价值。熟练使用Trae进行Vibe Coding氛围编程，可通过自然语言快速生成、调试与优化客户端代码，结合 AI 辅助完成需求拆解、代码补全与问题排查，显著提升开发效率。</w:t>
+      </w:r>
+    </w:p>
+    <w:p>
+      <w:pPr>
+        <w:rPr>
+          <w:rFonts w:hint="eastAsia"/>
+        </w:rPr>
+      </w:pPr>
+    </w:p>
+    <w:p>
+      <w:pPr>
+        <w:rPr>
+          <w:rFonts w:hint="eastAsia"/>
+        </w:rPr>
+      </w:pPr>
+      <w:r>
+        <w:rPr>
+          <w:rFonts w:hint="eastAsia"/>
+        </w:rPr>
+        <w:t>接触 AI 工具已有一年左右，熟练使用通义千问、豆包、Trae 等进行 Vibe Coding 编程辅助。主要应用于代码生成、Bug 排查、逻辑优化，同时用于需求梳理、文案撰写与学习资料整理，有效提升开发与学习效率。</w:t>
+      </w:r>
+      <w:bookmarkStart w:id="1" w:name="_GoBack"/>
+      <w:bookmarkEnd w:id="1"/>
+    </w:p>
+    <w:p>
+      <w:pPr>
+        <w:rPr>
+          <w:rFonts w:hint="eastAsia"/>
+        </w:rPr>
+      </w:pPr>
+    </w:p>
+    <w:p>
+      <w:pPr>
         <w:ind w:firstLine="420" w:firstLineChars="200"/>
       </w:pPr>
       <w:r>
@@ -2397,8 +2439,6 @@
           <w:rFonts w:hint="eastAsia"/>
         </w:rPr>
       </w:pPr>
-      <w:bookmarkStart w:id="1" w:name="_GoBack"/>
-      <w:bookmarkEnd w:id="1"/>
     </w:p>
     <w:p>
       <w:pPr>
